--- a/Knowledge/3-Work knowledge/1-Software Engineering/2-Testing/5-My Source/1-ISTQB Foundation Level/7-Test Levels, Test Types and Testing Quadrants.docx
+++ b/Knowledge/3-Work knowledge/1-Software Engineering/2-Testing/5-My Source/1-ISTQB Foundation Level/7-Test Levels, Test Types and Testing Quadrants.docx
@@ -18,51 +18,77 @@
       </w:pPr>
       <w:r>
         <w:rPr>
-          <w:b/>
-          <w:shd w:val="clear" w:color="auto" w:fill="B7B7B7"/>
-        </w:rPr>
-        <w:t># Source</w:t>
-      </w:r>
-      <w:r>
-        <w:rPr>
-          <w:shd w:val="clear" w:color="auto" w:fill="B7B7B7"/>
-        </w:rPr>
-        <w:t xml:space="preserve">: </w:t>
-      </w:r>
-      <w:r>
-        <w:rPr>
-          <w:b/>
-          <w:shd w:val="clear" w:color="auto" w:fill="B7B7B7"/>
-        </w:rPr>
-        <w:t xml:space="preserve">Chatgpt </w:t>
-      </w:r>
-      <w:r>
-        <w:rPr>
-          <w:b/>
-          <w:sz w:val="14"/>
-          <w:szCs w:val="14"/>
-          <w:shd w:val="clear" w:color="auto" w:fill="B7B7B7"/>
-        </w:rPr>
-        <w:t>(GPT</w:t>
-      </w:r>
-      <w:r>
-        <w:rPr>
-          <w:rFonts w:ascii="Cambria Math" w:hAnsi="Cambria Math" w:cs="Cambria Math"/>
-          <w:b/>
-          <w:sz w:val="14"/>
-          <w:szCs w:val="14"/>
-          <w:shd w:val="clear" w:color="auto" w:fill="B7B7B7"/>
+          <w:rFonts w:ascii="Arial" w:eastAsia="Arial" w:hAnsi="Arial" w:cs="Arial"/>
+          <w:b/>
+          <w:color w:val="000000"/>
+          <w:sz w:val="18"/>
+          <w:highlight w:val="lightGray"/>
+        </w:rPr>
+        <w:t># Source: AI Source: Provided by: [Data Path</w:t>
+      </w:r>
+      <w:r>
+        <w:rPr>
+          <w:rFonts w:ascii="Arial" w:eastAsia="Arial" w:hAnsi="Arial" w:cs="Arial"/>
+          <w:color w:val="000000"/>
+          <w:sz w:val="18"/>
+          <w:highlight w:val="lightGray"/>
+        </w:rPr>
+        <w:t xml:space="preserve">: Persons Table -&gt; ID Column: 1, Name_En Column: Motasem Essam] -&gt; </w:t>
+      </w:r>
+      <w:r>
+        <w:rPr>
+          <w:rFonts w:ascii="Arial" w:eastAsia="Arial" w:hAnsi="Arial" w:cs="Arial"/>
+          <w:b/>
+          <w:color w:val="000000"/>
+          <w:sz w:val="18"/>
+          <w:highlight w:val="lightGray"/>
+        </w:rPr>
+        <w:t>From:</w:t>
+      </w:r>
+      <w:r>
+        <w:rPr>
+          <w:rFonts w:ascii="Arial" w:eastAsia="Arial" w:hAnsi="Arial" w:cs="Arial"/>
+          <w:color w:val="000000"/>
+          <w:sz w:val="18"/>
+          <w:highlight w:val="lightGray"/>
+        </w:rPr>
+        <w:t xml:space="preserve"> [Chatgpt (GPT</w:t>
+      </w:r>
+      <w:r>
+        <w:rPr>
+          <w:rFonts w:ascii="Arial" w:eastAsia="Arial" w:hAnsi="Arial" w:cs="Cambria Math"/>
+          <w:color w:val="000000"/>
+          <w:sz w:val="18"/>
+          <w:highlight w:val="lightGray"/>
         </w:rPr>
         <w:t>‑</w:t>
       </w:r>
       <w:r>
         <w:rPr>
-          <w:b/>
-          <w:sz w:val="14"/>
-          <w:szCs w:val="14"/>
-          <w:shd w:val="clear" w:color="auto" w:fill="B7B7B7"/>
-        </w:rPr>
-        <w:t>5 Mini) at [8/14/2025]</w:t>
+          <w:rFonts w:ascii="Arial" w:eastAsia="Arial" w:hAnsi="Arial" w:cs="Arial"/>
+          <w:color w:val="000000"/>
+          <w:sz w:val="18"/>
+          <w:highlight w:val="lightGray"/>
+        </w:rPr>
+        <w:t xml:space="preserve">5 Mini)] </w:t>
+      </w:r>
+      <w:r>
+        <w:rPr>
+          <w:rFonts w:ascii="Arial" w:eastAsia="Arial" w:hAnsi="Arial" w:cs="Arial"/>
+          <w:b/>
+          <w:color w:val="000000"/>
+          <w:sz w:val="18"/>
+          <w:highlight w:val="lightGray"/>
+        </w:rPr>
+        <w:t>on</w:t>
+      </w:r>
+      <w:r>
+        <w:rPr>
+          <w:rFonts w:ascii="Arial" w:eastAsia="Arial" w:hAnsi="Arial"/>
+          <w:sz w:val="18"/>
+          <w:highlight w:val="lightGray"/>
+        </w:rPr>
+        <w:t xml:space="preserve"> [8/14/2025]</w:t>
       </w:r>
     </w:p>
     <w:p>
@@ -107,7 +133,7 @@
     </w:p>
     <w:p>
       <w:r>
-        <w:pict w14:anchorId="2AF1A16A">
+        <w:pict w14:anchorId="2111D390">
           <v:rect id="_x0000_i1025" style="width:0;height:1.5pt" o:hralign="center" o:hrstd="t" o:hr="t" fillcolor="#a0a0a0" stroked="f"/>
         </w:pict>
       </w:r>
@@ -150,51 +176,77 @@
       </w:pPr>
       <w:r>
         <w:rPr>
-          <w:b/>
-          <w:shd w:val="clear" w:color="auto" w:fill="B7B7B7"/>
-        </w:rPr>
-        <w:t># Source</w:t>
-      </w:r>
-      <w:r>
-        <w:rPr>
-          <w:shd w:val="clear" w:color="auto" w:fill="B7B7B7"/>
-        </w:rPr>
-        <w:t xml:space="preserve">: </w:t>
-      </w:r>
-      <w:r>
-        <w:rPr>
-          <w:b/>
-          <w:shd w:val="clear" w:color="auto" w:fill="B7B7B7"/>
-        </w:rPr>
-        <w:t xml:space="preserve">Chatgpt </w:t>
-      </w:r>
-      <w:r>
-        <w:rPr>
-          <w:b/>
-          <w:sz w:val="14"/>
-          <w:szCs w:val="14"/>
-          <w:shd w:val="clear" w:color="auto" w:fill="B7B7B7"/>
-        </w:rPr>
-        <w:t>(GPT</w:t>
-      </w:r>
-      <w:r>
-        <w:rPr>
-          <w:rFonts w:ascii="Cambria Math" w:hAnsi="Cambria Math" w:cs="Cambria Math"/>
-          <w:b/>
-          <w:sz w:val="14"/>
-          <w:szCs w:val="14"/>
-          <w:shd w:val="clear" w:color="auto" w:fill="B7B7B7"/>
+          <w:rFonts w:ascii="Arial" w:eastAsia="Arial" w:hAnsi="Arial" w:cs="Arial"/>
+          <w:b/>
+          <w:color w:val="000000"/>
+          <w:sz w:val="18"/>
+          <w:highlight w:val="lightGray"/>
+        </w:rPr>
+        <w:t># Source: AI Source: Provided by: [Data Path</w:t>
+      </w:r>
+      <w:r>
+        <w:rPr>
+          <w:rFonts w:ascii="Arial" w:eastAsia="Arial" w:hAnsi="Arial" w:cs="Arial"/>
+          <w:color w:val="000000"/>
+          <w:sz w:val="18"/>
+          <w:highlight w:val="lightGray"/>
+        </w:rPr>
+        <w:t xml:space="preserve">: Persons Table -&gt; ID Column: 1, Name_En Column: Motasem Essam] -&gt; </w:t>
+      </w:r>
+      <w:r>
+        <w:rPr>
+          <w:rFonts w:ascii="Arial" w:eastAsia="Arial" w:hAnsi="Arial" w:cs="Arial"/>
+          <w:b/>
+          <w:color w:val="000000"/>
+          <w:sz w:val="18"/>
+          <w:highlight w:val="lightGray"/>
+        </w:rPr>
+        <w:t>From:</w:t>
+      </w:r>
+      <w:r>
+        <w:rPr>
+          <w:rFonts w:ascii="Arial" w:eastAsia="Arial" w:hAnsi="Arial" w:cs="Arial"/>
+          <w:color w:val="000000"/>
+          <w:sz w:val="18"/>
+          <w:highlight w:val="lightGray"/>
+        </w:rPr>
+        <w:t xml:space="preserve"> [Chatgpt (GPT</w:t>
+      </w:r>
+      <w:r>
+        <w:rPr>
+          <w:rFonts w:ascii="Arial" w:eastAsia="Arial" w:hAnsi="Arial" w:cs="Cambria Math"/>
+          <w:color w:val="000000"/>
+          <w:sz w:val="18"/>
+          <w:highlight w:val="lightGray"/>
         </w:rPr>
         <w:t>‑</w:t>
       </w:r>
       <w:r>
         <w:rPr>
-          <w:b/>
-          <w:sz w:val="14"/>
-          <w:szCs w:val="14"/>
-          <w:shd w:val="clear" w:color="auto" w:fill="B7B7B7"/>
-        </w:rPr>
-        <w:t>5 Mini) at [8/14/2025]</w:t>
+          <w:rFonts w:ascii="Arial" w:eastAsia="Arial" w:hAnsi="Arial" w:cs="Arial"/>
+          <w:color w:val="000000"/>
+          <w:sz w:val="18"/>
+          <w:highlight w:val="lightGray"/>
+        </w:rPr>
+        <w:t xml:space="preserve">5 Mini)] </w:t>
+      </w:r>
+      <w:r>
+        <w:rPr>
+          <w:rFonts w:ascii="Arial" w:eastAsia="Arial" w:hAnsi="Arial" w:cs="Arial"/>
+          <w:b/>
+          <w:color w:val="000000"/>
+          <w:sz w:val="18"/>
+          <w:highlight w:val="lightGray"/>
+        </w:rPr>
+        <w:t>on</w:t>
+      </w:r>
+      <w:r>
+        <w:rPr>
+          <w:rFonts w:ascii="Arial" w:eastAsia="Arial" w:hAnsi="Arial"/>
+          <w:sz w:val="18"/>
+          <w:highlight w:val="lightGray"/>
+        </w:rPr>
+        <w:t xml:space="preserve"> [8/14/2025]</w:t>
       </w:r>
     </w:p>
     <w:p>
@@ -270,51 +322,77 @@
       </w:pPr>
       <w:r>
         <w:rPr>
-          <w:b/>
-          <w:shd w:val="clear" w:color="auto" w:fill="B7B7B7"/>
-        </w:rPr>
-        <w:t># Source</w:t>
-      </w:r>
-      <w:r>
-        <w:rPr>
-          <w:shd w:val="clear" w:color="auto" w:fill="B7B7B7"/>
-        </w:rPr>
-        <w:t xml:space="preserve">: </w:t>
-      </w:r>
-      <w:r>
-        <w:rPr>
-          <w:b/>
-          <w:shd w:val="clear" w:color="auto" w:fill="B7B7B7"/>
-        </w:rPr>
-        <w:t xml:space="preserve">Chatgpt </w:t>
-      </w:r>
-      <w:r>
-        <w:rPr>
-          <w:b/>
-          <w:sz w:val="14"/>
-          <w:szCs w:val="14"/>
-          <w:shd w:val="clear" w:color="auto" w:fill="B7B7B7"/>
-        </w:rPr>
-        <w:t>(GPT</w:t>
-      </w:r>
-      <w:r>
-        <w:rPr>
-          <w:rFonts w:ascii="Cambria Math" w:hAnsi="Cambria Math" w:cs="Cambria Math"/>
-          <w:b/>
-          <w:sz w:val="14"/>
-          <w:szCs w:val="14"/>
-          <w:shd w:val="clear" w:color="auto" w:fill="B7B7B7"/>
+          <w:rFonts w:ascii="Arial" w:eastAsia="Arial" w:hAnsi="Arial" w:cs="Arial"/>
+          <w:b/>
+          <w:color w:val="000000"/>
+          <w:sz w:val="18"/>
+          <w:highlight w:val="lightGray"/>
+        </w:rPr>
+        <w:t># Source: AI Source: Provided by: [Data Path</w:t>
+      </w:r>
+      <w:r>
+        <w:rPr>
+          <w:rFonts w:ascii="Arial" w:eastAsia="Arial" w:hAnsi="Arial" w:cs="Arial"/>
+          <w:color w:val="000000"/>
+          <w:sz w:val="18"/>
+          <w:highlight w:val="lightGray"/>
+        </w:rPr>
+        <w:t xml:space="preserve">: Persons Table -&gt; ID Column: 1, Name_En Column: Motasem Essam] -&gt; </w:t>
+      </w:r>
+      <w:r>
+        <w:rPr>
+          <w:rFonts w:ascii="Arial" w:eastAsia="Arial" w:hAnsi="Arial" w:cs="Arial"/>
+          <w:b/>
+          <w:color w:val="000000"/>
+          <w:sz w:val="18"/>
+          <w:highlight w:val="lightGray"/>
+        </w:rPr>
+        <w:t>From:</w:t>
+      </w:r>
+      <w:r>
+        <w:rPr>
+          <w:rFonts w:ascii="Arial" w:eastAsia="Arial" w:hAnsi="Arial" w:cs="Arial"/>
+          <w:color w:val="000000"/>
+          <w:sz w:val="18"/>
+          <w:highlight w:val="lightGray"/>
+        </w:rPr>
+        <w:t xml:space="preserve"> [Chatgpt (GPT</w:t>
+      </w:r>
+      <w:r>
+        <w:rPr>
+          <w:rFonts w:ascii="Arial" w:eastAsia="Arial" w:hAnsi="Arial" w:cs="Cambria Math"/>
+          <w:color w:val="000000"/>
+          <w:sz w:val="18"/>
+          <w:highlight w:val="lightGray"/>
         </w:rPr>
         <w:t>‑</w:t>
       </w:r>
       <w:r>
         <w:rPr>
-          <w:b/>
-          <w:sz w:val="14"/>
-          <w:szCs w:val="14"/>
-          <w:shd w:val="clear" w:color="auto" w:fill="B7B7B7"/>
-        </w:rPr>
-        <w:t>5 Mini) at [8/14/2025]</w:t>
+          <w:rFonts w:ascii="Arial" w:eastAsia="Arial" w:hAnsi="Arial" w:cs="Arial"/>
+          <w:color w:val="000000"/>
+          <w:sz w:val="18"/>
+          <w:highlight w:val="lightGray"/>
+        </w:rPr>
+        <w:t xml:space="preserve">5 Mini)] </w:t>
+      </w:r>
+      <w:r>
+        <w:rPr>
+          <w:rFonts w:ascii="Arial" w:eastAsia="Arial" w:hAnsi="Arial" w:cs="Arial"/>
+          <w:b/>
+          <w:color w:val="000000"/>
+          <w:sz w:val="18"/>
+          <w:highlight w:val="lightGray"/>
+        </w:rPr>
+        <w:t>on</w:t>
+      </w:r>
+      <w:r>
+        <w:rPr>
+          <w:rFonts w:ascii="Arial" w:eastAsia="Arial" w:hAnsi="Arial"/>
+          <w:sz w:val="18"/>
+          <w:highlight w:val="lightGray"/>
+        </w:rPr>
+        <w:t xml:space="preserve"> [8/14/2025]</w:t>
       </w:r>
     </w:p>
     <w:p>
@@ -323,7 +401,7 @@
           <w:noProof/>
         </w:rPr>
         <w:drawing>
-          <wp:inline distT="114300" distB="114300" distL="114300" distR="114300" wp14:anchorId="4D26ABEC" wp14:editId="5F9E48A3">
+          <wp:inline distT="114300" distB="114300" distL="114300" distR="114300" wp14:anchorId="25ADD05C" wp14:editId="181F20FB">
             <wp:extent cx="5943600" cy="2044700"/>
             <wp:effectExtent l="0" t="0" r="0" b="0"/>
             <wp:docPr id="4" name="image1.png"/>
@@ -669,7 +747,6 @@
                 <w:rFonts w:ascii="Roboto Mono" w:eastAsia="Roboto Mono" w:hAnsi="Roboto Mono" w:cs="Roboto Mono"/>
                 <w:b/>
               </w:rPr>
-              <w:lastRenderedPageBreak/>
               <w:t>Integration Testing</w:t>
             </w:r>
           </w:p>
@@ -1020,7 +1097,7 @@
     </w:tbl>
     <w:p>
       <w:r>
-        <w:pict w14:anchorId="12CA1EFA">
+        <w:pict w14:anchorId="43EDF203">
           <v:rect id="_x0000_i1026" style="width:0;height:1.5pt" o:hralign="center" o:hrstd="t" o:hr="t" fillcolor="#a0a0a0" stroked="f"/>
         </w:pict>
       </w:r>
@@ -1056,51 +1133,77 @@
       </w:pPr>
       <w:r>
         <w:rPr>
-          <w:b/>
-          <w:shd w:val="clear" w:color="auto" w:fill="B7B7B7"/>
-        </w:rPr>
-        <w:t># Source</w:t>
-      </w:r>
-      <w:r>
-        <w:rPr>
-          <w:shd w:val="clear" w:color="auto" w:fill="B7B7B7"/>
-        </w:rPr>
-        <w:t xml:space="preserve">: </w:t>
-      </w:r>
-      <w:r>
-        <w:rPr>
-          <w:b/>
-          <w:shd w:val="clear" w:color="auto" w:fill="B7B7B7"/>
-        </w:rPr>
-        <w:t xml:space="preserve">Chatgpt </w:t>
-      </w:r>
-      <w:r>
-        <w:rPr>
-          <w:b/>
-          <w:sz w:val="14"/>
-          <w:szCs w:val="14"/>
-          <w:shd w:val="clear" w:color="auto" w:fill="B7B7B7"/>
-        </w:rPr>
-        <w:t>(GPT</w:t>
-      </w:r>
-      <w:r>
-        <w:rPr>
-          <w:rFonts w:ascii="Cambria Math" w:hAnsi="Cambria Math" w:cs="Cambria Math"/>
-          <w:b/>
-          <w:sz w:val="14"/>
-          <w:szCs w:val="14"/>
-          <w:shd w:val="clear" w:color="auto" w:fill="B7B7B7"/>
+          <w:rFonts w:ascii="Arial" w:eastAsia="Arial" w:hAnsi="Arial" w:cs="Arial"/>
+          <w:b/>
+          <w:color w:val="000000"/>
+          <w:sz w:val="18"/>
+          <w:highlight w:val="lightGray"/>
+        </w:rPr>
+        <w:t># Source: AI Source: Provided by: [Data Path</w:t>
+      </w:r>
+      <w:r>
+        <w:rPr>
+          <w:rFonts w:ascii="Arial" w:eastAsia="Arial" w:hAnsi="Arial" w:cs="Arial"/>
+          <w:color w:val="000000"/>
+          <w:sz w:val="18"/>
+          <w:highlight w:val="lightGray"/>
+        </w:rPr>
+        <w:t xml:space="preserve">: Persons Table -&gt; ID Column: 1, Name_En Column: Motasem Essam] -&gt; </w:t>
+      </w:r>
+      <w:r>
+        <w:rPr>
+          <w:rFonts w:ascii="Arial" w:eastAsia="Arial" w:hAnsi="Arial" w:cs="Arial"/>
+          <w:b/>
+          <w:color w:val="000000"/>
+          <w:sz w:val="18"/>
+          <w:highlight w:val="lightGray"/>
+        </w:rPr>
+        <w:t>From:</w:t>
+      </w:r>
+      <w:r>
+        <w:rPr>
+          <w:rFonts w:ascii="Arial" w:eastAsia="Arial" w:hAnsi="Arial" w:cs="Arial"/>
+          <w:color w:val="000000"/>
+          <w:sz w:val="18"/>
+          <w:highlight w:val="lightGray"/>
+        </w:rPr>
+        <w:t xml:space="preserve"> [Chatgpt (GPT</w:t>
+      </w:r>
+      <w:r>
+        <w:rPr>
+          <w:rFonts w:ascii="Arial" w:eastAsia="Arial" w:hAnsi="Arial" w:cs="Cambria Math"/>
+          <w:color w:val="000000"/>
+          <w:sz w:val="18"/>
+          <w:highlight w:val="lightGray"/>
         </w:rPr>
         <w:t>‑</w:t>
       </w:r>
       <w:r>
         <w:rPr>
-          <w:b/>
-          <w:sz w:val="14"/>
-          <w:szCs w:val="14"/>
-          <w:shd w:val="clear" w:color="auto" w:fill="B7B7B7"/>
-        </w:rPr>
-        <w:t>5 Mini) at [8/14/2025]</w:t>
+          <w:rFonts w:ascii="Arial" w:eastAsia="Arial" w:hAnsi="Arial" w:cs="Arial"/>
+          <w:color w:val="000000"/>
+          <w:sz w:val="18"/>
+          <w:highlight w:val="lightGray"/>
+        </w:rPr>
+        <w:t xml:space="preserve">5 Mini)] </w:t>
+      </w:r>
+      <w:r>
+        <w:rPr>
+          <w:rFonts w:ascii="Arial" w:eastAsia="Arial" w:hAnsi="Arial" w:cs="Arial"/>
+          <w:b/>
+          <w:color w:val="000000"/>
+          <w:sz w:val="18"/>
+          <w:highlight w:val="lightGray"/>
+        </w:rPr>
+        <w:t>on</w:t>
+      </w:r>
+      <w:r>
+        <w:rPr>
+          <w:rFonts w:ascii="Arial" w:eastAsia="Arial" w:hAnsi="Arial"/>
+          <w:sz w:val="18"/>
+          <w:highlight w:val="lightGray"/>
+        </w:rPr>
+        <w:t xml:space="preserve"> [8/14/2025]</w:t>
       </w:r>
     </w:p>
     <w:p>
@@ -1109,7 +1212,7 @@
           <w:ilvl w:val="0"/>
           <w:numId w:val="1"/>
         </w:numPr>
-        <w:spacing w:before="240"/>
+        <w:spacing w:before="240" w:after="0" w:line="276" w:lineRule="auto"/>
         <w:rPr>
           <w:rFonts w:ascii="Roboto Mono" w:eastAsia="Roboto Mono" w:hAnsi="Roboto Mono" w:cs="Roboto Mono"/>
         </w:rPr>
@@ -1135,6 +1238,7 @@
           <w:ilvl w:val="1"/>
           <w:numId w:val="1"/>
         </w:numPr>
+        <w:spacing w:after="0" w:line="276" w:lineRule="auto"/>
         <w:rPr>
           <w:rFonts w:ascii="Roboto Mono" w:eastAsia="Roboto Mono" w:hAnsi="Roboto Mono" w:cs="Roboto Mono"/>
         </w:rPr>
@@ -1158,6 +1262,7 @@
           <w:ilvl w:val="1"/>
           <w:numId w:val="1"/>
         </w:numPr>
+        <w:spacing w:after="0" w:line="276" w:lineRule="auto"/>
       </w:pPr>
       <w:r>
         <w:rPr>
@@ -1191,6 +1296,7 @@
           <w:ilvl w:val="1"/>
           <w:numId w:val="1"/>
         </w:numPr>
+        <w:spacing w:after="0" w:line="276" w:lineRule="auto"/>
         <w:rPr>
           <w:rFonts w:ascii="Roboto Mono" w:eastAsia="Roboto Mono" w:hAnsi="Roboto Mono" w:cs="Roboto Mono"/>
         </w:rPr>
@@ -1214,6 +1320,7 @@
           <w:ilvl w:val="0"/>
           <w:numId w:val="1"/>
         </w:numPr>
+        <w:spacing w:after="0" w:line="276" w:lineRule="auto"/>
         <w:rPr>
           <w:rFonts w:ascii="Roboto Mono" w:eastAsia="Roboto Mono" w:hAnsi="Roboto Mono" w:cs="Roboto Mono"/>
         </w:rPr>
@@ -1239,6 +1346,7 @@
           <w:ilvl w:val="1"/>
           <w:numId w:val="1"/>
         </w:numPr>
+        <w:spacing w:after="0" w:line="276" w:lineRule="auto"/>
         <w:rPr>
           <w:rFonts w:ascii="Roboto Mono" w:eastAsia="Roboto Mono" w:hAnsi="Roboto Mono" w:cs="Roboto Mono"/>
         </w:rPr>
@@ -1262,6 +1370,7 @@
           <w:ilvl w:val="1"/>
           <w:numId w:val="1"/>
         </w:numPr>
+        <w:spacing w:after="0" w:line="276" w:lineRule="auto"/>
         <w:rPr>
           <w:rFonts w:ascii="Roboto Mono" w:eastAsia="Roboto Mono" w:hAnsi="Roboto Mono" w:cs="Roboto Mono"/>
         </w:rPr>
@@ -1285,6 +1394,7 @@
           <w:ilvl w:val="2"/>
           <w:numId w:val="1"/>
         </w:numPr>
+        <w:spacing w:after="0" w:line="276" w:lineRule="auto"/>
         <w:rPr>
           <w:rFonts w:ascii="Roboto Mono" w:eastAsia="Roboto Mono" w:hAnsi="Roboto Mono" w:cs="Roboto Mono"/>
         </w:rPr>
@@ -1315,6 +1425,7 @@
           <w:ilvl w:val="2"/>
           <w:numId w:val="1"/>
         </w:numPr>
+        <w:spacing w:after="0" w:line="276" w:lineRule="auto"/>
         <w:rPr>
           <w:rFonts w:ascii="Roboto Mono" w:eastAsia="Roboto Mono" w:hAnsi="Roboto Mono" w:cs="Roboto Mono"/>
         </w:rPr>
@@ -1345,6 +1456,7 @@
           <w:ilvl w:val="1"/>
           <w:numId w:val="1"/>
         </w:numPr>
+        <w:spacing w:after="0" w:line="276" w:lineRule="auto"/>
         <w:rPr>
           <w:rFonts w:ascii="Roboto Mono" w:eastAsia="Roboto Mono" w:hAnsi="Roboto Mono" w:cs="Roboto Mono"/>
         </w:rPr>
@@ -1368,6 +1480,7 @@
           <w:ilvl w:val="0"/>
           <w:numId w:val="1"/>
         </w:numPr>
+        <w:spacing w:after="0" w:line="276" w:lineRule="auto"/>
         <w:rPr>
           <w:rFonts w:ascii="Roboto Mono" w:eastAsia="Roboto Mono" w:hAnsi="Roboto Mono" w:cs="Roboto Mono"/>
         </w:rPr>
@@ -1393,12 +1506,12 @@
           <w:ilvl w:val="1"/>
           <w:numId w:val="1"/>
         </w:numPr>
-      </w:pPr>
-      <w:r>
-        <w:rPr>
-          <w:rFonts w:ascii="Roboto Mono" w:eastAsia="Roboto Mono" w:hAnsi="Roboto Mono" w:cs="Roboto Mono"/>
-        </w:rPr>
-        <w:lastRenderedPageBreak/>
+        <w:spacing w:after="0" w:line="276" w:lineRule="auto"/>
+      </w:pPr>
+      <w:r>
+        <w:rPr>
+          <w:rFonts w:ascii="Roboto Mono" w:eastAsia="Roboto Mono" w:hAnsi="Roboto Mono" w:cs="Roboto Mono"/>
+        </w:rPr>
         <w:t xml:space="preserve">Tests the </w:t>
       </w:r>
       <w:r>
@@ -1427,6 +1540,7 @@
           <w:ilvl w:val="1"/>
           <w:numId w:val="1"/>
         </w:numPr>
+        <w:spacing w:after="0" w:line="276" w:lineRule="auto"/>
         <w:rPr>
           <w:rFonts w:ascii="Roboto Mono" w:eastAsia="Roboto Mono" w:hAnsi="Roboto Mono" w:cs="Roboto Mono"/>
         </w:rPr>
@@ -1450,6 +1564,7 @@
           <w:ilvl w:val="1"/>
           <w:numId w:val="1"/>
         </w:numPr>
+        <w:spacing w:after="0" w:line="276" w:lineRule="auto"/>
         <w:rPr>
           <w:rFonts w:ascii="Roboto Mono" w:eastAsia="Roboto Mono" w:hAnsi="Roboto Mono" w:cs="Roboto Mono"/>
         </w:rPr>
@@ -1473,6 +1588,7 @@
           <w:ilvl w:val="0"/>
           <w:numId w:val="1"/>
         </w:numPr>
+        <w:spacing w:after="0" w:line="276" w:lineRule="auto"/>
         <w:rPr>
           <w:rFonts w:ascii="Roboto Mono" w:eastAsia="Roboto Mono" w:hAnsi="Roboto Mono" w:cs="Roboto Mono"/>
         </w:rPr>
@@ -1498,6 +1614,7 @@
           <w:ilvl w:val="1"/>
           <w:numId w:val="1"/>
         </w:numPr>
+        <w:spacing w:after="0" w:line="276" w:lineRule="auto"/>
         <w:rPr>
           <w:rFonts w:ascii="Roboto Mono" w:eastAsia="Roboto Mono" w:hAnsi="Roboto Mono" w:cs="Roboto Mono"/>
         </w:rPr>
@@ -1521,6 +1638,7 @@
           <w:ilvl w:val="1"/>
           <w:numId w:val="1"/>
         </w:numPr>
+        <w:spacing w:after="0" w:line="276" w:lineRule="auto"/>
       </w:pPr>
       <w:r>
         <w:rPr>
@@ -1554,7 +1672,7 @@
           <w:ilvl w:val="1"/>
           <w:numId w:val="1"/>
         </w:numPr>
-        <w:spacing w:after="240"/>
+        <w:spacing w:after="240" w:line="276" w:lineRule="auto"/>
       </w:pPr>
       <w:r>
         <w:rPr>
@@ -1568,7 +1686,7 @@
     </w:p>
     <w:p>
       <w:r>
-        <w:pict w14:anchorId="6F130A86">
+        <w:pict w14:anchorId="1A6A277F">
           <v:rect id="_x0000_i1027" style="width:0;height:1.5pt" o:hralign="center" o:hrstd="t" o:hr="t" fillcolor="#a0a0a0" stroked="f"/>
         </w:pict>
       </w:r>
@@ -1611,51 +1729,77 @@
       </w:pPr>
       <w:r>
         <w:rPr>
-          <w:b/>
-          <w:shd w:val="clear" w:color="auto" w:fill="B7B7B7"/>
-        </w:rPr>
-        <w:t># Source</w:t>
-      </w:r>
-      <w:r>
-        <w:rPr>
-          <w:shd w:val="clear" w:color="auto" w:fill="B7B7B7"/>
-        </w:rPr>
-        <w:t xml:space="preserve">: </w:t>
-      </w:r>
-      <w:r>
-        <w:rPr>
-          <w:b/>
-          <w:shd w:val="clear" w:color="auto" w:fill="B7B7B7"/>
-        </w:rPr>
-        <w:t xml:space="preserve">Chatgpt </w:t>
-      </w:r>
-      <w:r>
-        <w:rPr>
-          <w:b/>
-          <w:sz w:val="14"/>
-          <w:szCs w:val="14"/>
-          <w:shd w:val="clear" w:color="auto" w:fill="B7B7B7"/>
-        </w:rPr>
-        <w:t>(GPT</w:t>
-      </w:r>
-      <w:r>
-        <w:rPr>
-          <w:rFonts w:ascii="Cambria Math" w:hAnsi="Cambria Math" w:cs="Cambria Math"/>
-          <w:b/>
-          <w:sz w:val="14"/>
-          <w:szCs w:val="14"/>
-          <w:shd w:val="clear" w:color="auto" w:fill="B7B7B7"/>
+          <w:rFonts w:ascii="Arial" w:eastAsia="Arial" w:hAnsi="Arial" w:cs="Arial"/>
+          <w:b/>
+          <w:color w:val="000000"/>
+          <w:sz w:val="18"/>
+          <w:highlight w:val="lightGray"/>
+        </w:rPr>
+        <w:t># Source: AI Source: Provided by: [Data Path</w:t>
+      </w:r>
+      <w:r>
+        <w:rPr>
+          <w:rFonts w:ascii="Arial" w:eastAsia="Arial" w:hAnsi="Arial" w:cs="Arial"/>
+          <w:color w:val="000000"/>
+          <w:sz w:val="18"/>
+          <w:highlight w:val="lightGray"/>
+        </w:rPr>
+        <w:t xml:space="preserve">: Persons Table -&gt; ID Column: 1, Name_En Column: Motasem Essam] -&gt; </w:t>
+      </w:r>
+      <w:r>
+        <w:rPr>
+          <w:rFonts w:ascii="Arial" w:eastAsia="Arial" w:hAnsi="Arial" w:cs="Arial"/>
+          <w:b/>
+          <w:color w:val="000000"/>
+          <w:sz w:val="18"/>
+          <w:highlight w:val="lightGray"/>
+        </w:rPr>
+        <w:t>From:</w:t>
+      </w:r>
+      <w:r>
+        <w:rPr>
+          <w:rFonts w:ascii="Arial" w:eastAsia="Arial" w:hAnsi="Arial" w:cs="Arial"/>
+          <w:color w:val="000000"/>
+          <w:sz w:val="18"/>
+          <w:highlight w:val="lightGray"/>
+        </w:rPr>
+        <w:t xml:space="preserve"> [Chatgpt (GPT</w:t>
+      </w:r>
+      <w:r>
+        <w:rPr>
+          <w:rFonts w:ascii="Arial" w:eastAsia="Arial" w:hAnsi="Arial" w:cs="Cambria Math"/>
+          <w:color w:val="000000"/>
+          <w:sz w:val="18"/>
+          <w:highlight w:val="lightGray"/>
         </w:rPr>
         <w:t>‑</w:t>
       </w:r>
       <w:r>
         <w:rPr>
-          <w:b/>
-          <w:sz w:val="14"/>
-          <w:szCs w:val="14"/>
-          <w:shd w:val="clear" w:color="auto" w:fill="B7B7B7"/>
-        </w:rPr>
-        <w:t>5 Mini) at [8/14/2025]</w:t>
+          <w:rFonts w:ascii="Arial" w:eastAsia="Arial" w:hAnsi="Arial" w:cs="Arial"/>
+          <w:color w:val="000000"/>
+          <w:sz w:val="18"/>
+          <w:highlight w:val="lightGray"/>
+        </w:rPr>
+        <w:t xml:space="preserve">5 Mini)] </w:t>
+      </w:r>
+      <w:r>
+        <w:rPr>
+          <w:rFonts w:ascii="Arial" w:eastAsia="Arial" w:hAnsi="Arial" w:cs="Arial"/>
+          <w:b/>
+          <w:color w:val="000000"/>
+          <w:sz w:val="18"/>
+          <w:highlight w:val="lightGray"/>
+        </w:rPr>
+        <w:t>on</w:t>
+      </w:r>
+      <w:r>
+        <w:rPr>
+          <w:rFonts w:ascii="Arial" w:eastAsia="Arial" w:hAnsi="Arial"/>
+          <w:sz w:val="18"/>
+          <w:highlight w:val="lightGray"/>
+        </w:rPr>
+        <w:t xml:space="preserve"> [8/14/2025]</w:t>
       </w:r>
     </w:p>
     <w:p>
@@ -1700,7 +1844,7 @@
     </w:p>
     <w:p>
       <w:r>
-        <w:pict w14:anchorId="4887AF3D">
+        <w:pict w14:anchorId="7579F4C5">
           <v:rect id="_x0000_i1028" style="width:0;height:1.5pt" o:hralign="center" o:hrstd="t" o:hr="t" fillcolor="#a0a0a0" stroked="f"/>
         </w:pict>
       </w:r>
@@ -1736,51 +1880,77 @@
       </w:pPr>
       <w:r>
         <w:rPr>
-          <w:b/>
-          <w:shd w:val="clear" w:color="auto" w:fill="B7B7B7"/>
-        </w:rPr>
-        <w:t># Source</w:t>
-      </w:r>
-      <w:r>
-        <w:rPr>
-          <w:shd w:val="clear" w:color="auto" w:fill="B7B7B7"/>
-        </w:rPr>
-        <w:t xml:space="preserve">: </w:t>
-      </w:r>
-      <w:r>
-        <w:rPr>
-          <w:b/>
-          <w:shd w:val="clear" w:color="auto" w:fill="B7B7B7"/>
-        </w:rPr>
-        <w:t xml:space="preserve">Chatgpt </w:t>
-      </w:r>
-      <w:r>
-        <w:rPr>
-          <w:b/>
-          <w:sz w:val="14"/>
-          <w:szCs w:val="14"/>
-          <w:shd w:val="clear" w:color="auto" w:fill="B7B7B7"/>
-        </w:rPr>
-        <w:t>(GPT</w:t>
-      </w:r>
-      <w:r>
-        <w:rPr>
-          <w:rFonts w:ascii="Cambria Math" w:hAnsi="Cambria Math" w:cs="Cambria Math"/>
-          <w:b/>
-          <w:sz w:val="14"/>
-          <w:szCs w:val="14"/>
-          <w:shd w:val="clear" w:color="auto" w:fill="B7B7B7"/>
+          <w:rFonts w:ascii="Arial" w:eastAsia="Arial" w:hAnsi="Arial" w:cs="Arial"/>
+          <w:b/>
+          <w:color w:val="000000"/>
+          <w:sz w:val="18"/>
+          <w:highlight w:val="lightGray"/>
+        </w:rPr>
+        <w:t># Source: AI Source: Provided by: [Data Path</w:t>
+      </w:r>
+      <w:r>
+        <w:rPr>
+          <w:rFonts w:ascii="Arial" w:eastAsia="Arial" w:hAnsi="Arial" w:cs="Arial"/>
+          <w:color w:val="000000"/>
+          <w:sz w:val="18"/>
+          <w:highlight w:val="lightGray"/>
+        </w:rPr>
+        <w:t xml:space="preserve">: Persons Table -&gt; ID Column: 1, Name_En Column: Motasem Essam] -&gt; </w:t>
+      </w:r>
+      <w:r>
+        <w:rPr>
+          <w:rFonts w:ascii="Arial" w:eastAsia="Arial" w:hAnsi="Arial" w:cs="Arial"/>
+          <w:b/>
+          <w:color w:val="000000"/>
+          <w:sz w:val="18"/>
+          <w:highlight w:val="lightGray"/>
+        </w:rPr>
+        <w:t>From:</w:t>
+      </w:r>
+      <w:r>
+        <w:rPr>
+          <w:rFonts w:ascii="Arial" w:eastAsia="Arial" w:hAnsi="Arial" w:cs="Arial"/>
+          <w:color w:val="000000"/>
+          <w:sz w:val="18"/>
+          <w:highlight w:val="lightGray"/>
+        </w:rPr>
+        <w:t xml:space="preserve"> [Chatgpt (GPT</w:t>
+      </w:r>
+      <w:r>
+        <w:rPr>
+          <w:rFonts w:ascii="Arial" w:eastAsia="Arial" w:hAnsi="Arial" w:cs="Cambria Math"/>
+          <w:color w:val="000000"/>
+          <w:sz w:val="18"/>
+          <w:highlight w:val="lightGray"/>
         </w:rPr>
         <w:t>‑</w:t>
       </w:r>
       <w:r>
         <w:rPr>
-          <w:b/>
-          <w:sz w:val="14"/>
-          <w:szCs w:val="14"/>
-          <w:shd w:val="clear" w:color="auto" w:fill="B7B7B7"/>
-        </w:rPr>
-        <w:t>5 Mini) at [8/14/2025]</w:t>
+          <w:rFonts w:ascii="Arial" w:eastAsia="Arial" w:hAnsi="Arial" w:cs="Arial"/>
+          <w:color w:val="000000"/>
+          <w:sz w:val="18"/>
+          <w:highlight w:val="lightGray"/>
+        </w:rPr>
+        <w:t xml:space="preserve">5 Mini)] </w:t>
+      </w:r>
+      <w:r>
+        <w:rPr>
+          <w:rFonts w:ascii="Arial" w:eastAsia="Arial" w:hAnsi="Arial" w:cs="Arial"/>
+          <w:b/>
+          <w:color w:val="000000"/>
+          <w:sz w:val="18"/>
+          <w:highlight w:val="lightGray"/>
+        </w:rPr>
+        <w:t>on</w:t>
+      </w:r>
+      <w:r>
+        <w:rPr>
+          <w:rFonts w:ascii="Arial" w:eastAsia="Arial" w:hAnsi="Arial"/>
+          <w:sz w:val="18"/>
+          <w:highlight w:val="lightGray"/>
+        </w:rPr>
+        <w:t xml:space="preserve"> [8/14/2025]</w:t>
       </w:r>
     </w:p>
     <w:p>
@@ -1788,9 +1958,8 @@
         <w:rPr>
           <w:noProof/>
         </w:rPr>
-        <w:lastRenderedPageBreak/>
         <w:drawing>
-          <wp:inline distT="114300" distB="114300" distL="114300" distR="114300" wp14:anchorId="56556F21" wp14:editId="26951DA1">
+          <wp:inline distT="114300" distB="114300" distL="114300" distR="114300" wp14:anchorId="7D410290" wp14:editId="420C5628">
             <wp:extent cx="5943600" cy="1879600"/>
             <wp:effectExtent l="0" t="0" r="0" b="0"/>
             <wp:docPr id="3" name="image3.png"/>
@@ -2346,7 +2515,7 @@
     </w:tbl>
     <w:p>
       <w:r>
-        <w:pict w14:anchorId="185A9B0B">
+        <w:pict w14:anchorId="62B02E43">
           <v:rect id="_x0000_i1029" style="width:0;height:1.5pt" o:hralign="center" o:hrstd="t" o:hr="t" fillcolor="#a0a0a0" stroked="f"/>
         </w:pict>
       </w:r>
@@ -2382,51 +2551,77 @@
       </w:pPr>
       <w:r>
         <w:rPr>
-          <w:b/>
-          <w:shd w:val="clear" w:color="auto" w:fill="B7B7B7"/>
-        </w:rPr>
-        <w:t># Source</w:t>
-      </w:r>
-      <w:r>
-        <w:rPr>
-          <w:shd w:val="clear" w:color="auto" w:fill="B7B7B7"/>
-        </w:rPr>
-        <w:t xml:space="preserve">: </w:t>
-      </w:r>
-      <w:r>
-        <w:rPr>
-          <w:b/>
-          <w:shd w:val="clear" w:color="auto" w:fill="B7B7B7"/>
-        </w:rPr>
-        <w:t xml:space="preserve">Chatgpt </w:t>
-      </w:r>
-      <w:r>
-        <w:rPr>
-          <w:b/>
-          <w:sz w:val="14"/>
-          <w:szCs w:val="14"/>
-          <w:shd w:val="clear" w:color="auto" w:fill="B7B7B7"/>
-        </w:rPr>
-        <w:t>(GPT</w:t>
-      </w:r>
-      <w:r>
-        <w:rPr>
-          <w:rFonts w:ascii="Cambria Math" w:hAnsi="Cambria Math" w:cs="Cambria Math"/>
-          <w:b/>
-          <w:sz w:val="14"/>
-          <w:szCs w:val="14"/>
-          <w:shd w:val="clear" w:color="auto" w:fill="B7B7B7"/>
+          <w:rFonts w:ascii="Arial" w:eastAsia="Arial" w:hAnsi="Arial" w:cs="Arial"/>
+          <w:b/>
+          <w:color w:val="000000"/>
+          <w:sz w:val="18"/>
+          <w:highlight w:val="lightGray"/>
+        </w:rPr>
+        <w:t># Source: AI Source: Provided by: [Data Path</w:t>
+      </w:r>
+      <w:r>
+        <w:rPr>
+          <w:rFonts w:ascii="Arial" w:eastAsia="Arial" w:hAnsi="Arial" w:cs="Arial"/>
+          <w:color w:val="000000"/>
+          <w:sz w:val="18"/>
+          <w:highlight w:val="lightGray"/>
+        </w:rPr>
+        <w:t xml:space="preserve">: Persons Table -&gt; ID Column: 1, Name_En Column: Motasem Essam] -&gt; </w:t>
+      </w:r>
+      <w:r>
+        <w:rPr>
+          <w:rFonts w:ascii="Arial" w:eastAsia="Arial" w:hAnsi="Arial" w:cs="Arial"/>
+          <w:b/>
+          <w:color w:val="000000"/>
+          <w:sz w:val="18"/>
+          <w:highlight w:val="lightGray"/>
+        </w:rPr>
+        <w:t>From:</w:t>
+      </w:r>
+      <w:r>
+        <w:rPr>
+          <w:rFonts w:ascii="Arial" w:eastAsia="Arial" w:hAnsi="Arial" w:cs="Arial"/>
+          <w:color w:val="000000"/>
+          <w:sz w:val="18"/>
+          <w:highlight w:val="lightGray"/>
+        </w:rPr>
+        <w:t xml:space="preserve"> [Chatgpt (GPT</w:t>
+      </w:r>
+      <w:r>
+        <w:rPr>
+          <w:rFonts w:ascii="Arial" w:eastAsia="Arial" w:hAnsi="Arial" w:cs="Cambria Math"/>
+          <w:color w:val="000000"/>
+          <w:sz w:val="18"/>
+          <w:highlight w:val="lightGray"/>
         </w:rPr>
         <w:t>‑</w:t>
       </w:r>
       <w:r>
         <w:rPr>
-          <w:b/>
-          <w:sz w:val="14"/>
-          <w:szCs w:val="14"/>
-          <w:shd w:val="clear" w:color="auto" w:fill="B7B7B7"/>
-        </w:rPr>
-        <w:t>5 Mini) at [8/14/2025]</w:t>
+          <w:rFonts w:ascii="Arial" w:eastAsia="Arial" w:hAnsi="Arial" w:cs="Arial"/>
+          <w:color w:val="000000"/>
+          <w:sz w:val="18"/>
+          <w:highlight w:val="lightGray"/>
+        </w:rPr>
+        <w:t xml:space="preserve">5 Mini)] </w:t>
+      </w:r>
+      <w:r>
+        <w:rPr>
+          <w:rFonts w:ascii="Arial" w:eastAsia="Arial" w:hAnsi="Arial" w:cs="Arial"/>
+          <w:b/>
+          <w:color w:val="000000"/>
+          <w:sz w:val="18"/>
+          <w:highlight w:val="lightGray"/>
+        </w:rPr>
+        <w:t>on</w:t>
+      </w:r>
+      <w:r>
+        <w:rPr>
+          <w:rFonts w:ascii="Arial" w:eastAsia="Arial" w:hAnsi="Arial"/>
+          <w:sz w:val="18"/>
+          <w:highlight w:val="lightGray"/>
+        </w:rPr>
+        <w:t xml:space="preserve"> [8/14/2025]</w:t>
       </w:r>
     </w:p>
     <w:p>
@@ -2435,7 +2630,7 @@
           <w:ilvl w:val="0"/>
           <w:numId w:val="2"/>
         </w:numPr>
-        <w:spacing w:before="240"/>
+        <w:spacing w:before="240" w:after="0" w:line="276" w:lineRule="auto"/>
         <w:rPr>
           <w:rFonts w:ascii="Roboto Mono" w:eastAsia="Roboto Mono" w:hAnsi="Roboto Mono" w:cs="Roboto Mono"/>
         </w:rPr>
@@ -2461,6 +2656,7 @@
           <w:ilvl w:val="1"/>
           <w:numId w:val="2"/>
         </w:numPr>
+        <w:spacing w:after="0" w:line="276" w:lineRule="auto"/>
         <w:rPr>
           <w:rFonts w:ascii="Roboto Mono" w:eastAsia="Roboto Mono" w:hAnsi="Roboto Mono" w:cs="Roboto Mono"/>
         </w:rPr>
@@ -2484,6 +2680,7 @@
           <w:ilvl w:val="1"/>
           <w:numId w:val="2"/>
         </w:numPr>
+        <w:spacing w:after="0" w:line="276" w:lineRule="auto"/>
         <w:rPr>
           <w:rFonts w:ascii="Roboto Mono" w:eastAsia="Roboto Mono" w:hAnsi="Roboto Mono" w:cs="Roboto Mono"/>
         </w:rPr>
@@ -2507,6 +2704,7 @@
           <w:ilvl w:val="2"/>
           <w:numId w:val="2"/>
         </w:numPr>
+        <w:spacing w:after="0" w:line="276" w:lineRule="auto"/>
         <w:rPr>
           <w:rFonts w:ascii="Roboto Mono" w:eastAsia="Roboto Mono" w:hAnsi="Roboto Mono" w:cs="Roboto Mono"/>
         </w:rPr>
@@ -2530,15 +2728,15 @@
           <w:ilvl w:val="2"/>
           <w:numId w:val="2"/>
         </w:numPr>
-        <w:rPr>
-          <w:rFonts w:ascii="Roboto Mono" w:eastAsia="Roboto Mono" w:hAnsi="Roboto Mono" w:cs="Roboto Mono"/>
-        </w:rPr>
-      </w:pPr>
-      <w:r>
-        <w:rPr>
-          <w:rFonts w:ascii="Roboto Mono" w:eastAsia="Roboto Mono" w:hAnsi="Roboto Mono" w:cs="Roboto Mono"/>
-        </w:rPr>
-        <w:lastRenderedPageBreak/>
+        <w:spacing w:after="0" w:line="276" w:lineRule="auto"/>
+        <w:rPr>
+          <w:rFonts w:ascii="Roboto Mono" w:eastAsia="Roboto Mono" w:hAnsi="Roboto Mono" w:cs="Roboto Mono"/>
+        </w:rPr>
+      </w:pPr>
+      <w:r>
+        <w:rPr>
+          <w:rFonts w:ascii="Roboto Mono" w:eastAsia="Roboto Mono" w:hAnsi="Roboto Mono" w:cs="Roboto Mono"/>
+        </w:rPr>
         <w:t>Sanity Testing</w:t>
       </w:r>
       <w:r>
@@ -2554,6 +2752,7 @@
           <w:ilvl w:val="2"/>
           <w:numId w:val="2"/>
         </w:numPr>
+        <w:spacing w:after="0" w:line="276" w:lineRule="auto"/>
         <w:rPr>
           <w:rFonts w:ascii="Roboto Mono" w:eastAsia="Roboto Mono" w:hAnsi="Roboto Mono" w:cs="Roboto Mono"/>
         </w:rPr>
@@ -2577,6 +2776,7 @@
           <w:ilvl w:val="2"/>
           <w:numId w:val="2"/>
         </w:numPr>
+        <w:spacing w:after="0" w:line="276" w:lineRule="auto"/>
         <w:rPr>
           <w:rFonts w:ascii="Roboto Mono" w:eastAsia="Roboto Mono" w:hAnsi="Roboto Mono" w:cs="Roboto Mono"/>
         </w:rPr>
@@ -2600,6 +2800,7 @@
           <w:ilvl w:val="2"/>
           <w:numId w:val="2"/>
         </w:numPr>
+        <w:spacing w:after="0" w:line="276" w:lineRule="auto"/>
         <w:rPr>
           <w:rFonts w:ascii="Roboto Mono" w:eastAsia="Roboto Mono" w:hAnsi="Roboto Mono" w:cs="Roboto Mono"/>
         </w:rPr>
@@ -2623,6 +2824,7 @@
           <w:ilvl w:val="0"/>
           <w:numId w:val="2"/>
         </w:numPr>
+        <w:spacing w:after="0" w:line="276" w:lineRule="auto"/>
         <w:rPr>
           <w:rFonts w:ascii="Roboto Mono" w:eastAsia="Roboto Mono" w:hAnsi="Roboto Mono" w:cs="Roboto Mono"/>
         </w:rPr>
@@ -2648,6 +2850,7 @@
           <w:ilvl w:val="1"/>
           <w:numId w:val="2"/>
         </w:numPr>
+        <w:spacing w:after="0" w:line="276" w:lineRule="auto"/>
         <w:rPr>
           <w:rFonts w:ascii="Roboto Mono" w:eastAsia="Roboto Mono" w:hAnsi="Roboto Mono" w:cs="Roboto Mono"/>
         </w:rPr>
@@ -2671,6 +2874,7 @@
           <w:ilvl w:val="1"/>
           <w:numId w:val="2"/>
         </w:numPr>
+        <w:spacing w:after="0" w:line="276" w:lineRule="auto"/>
         <w:rPr>
           <w:rFonts w:ascii="Roboto Mono" w:eastAsia="Roboto Mono" w:hAnsi="Roboto Mono" w:cs="Roboto Mono"/>
         </w:rPr>
@@ -2694,6 +2898,7 @@
           <w:ilvl w:val="2"/>
           <w:numId w:val="2"/>
         </w:numPr>
+        <w:spacing w:after="0" w:line="276" w:lineRule="auto"/>
         <w:rPr>
           <w:rFonts w:ascii="Roboto Mono" w:eastAsia="Roboto Mono" w:hAnsi="Roboto Mono" w:cs="Roboto Mono"/>
         </w:rPr>
@@ -2717,6 +2922,7 @@
           <w:ilvl w:val="2"/>
           <w:numId w:val="2"/>
         </w:numPr>
+        <w:spacing w:after="0" w:line="276" w:lineRule="auto"/>
         <w:rPr>
           <w:rFonts w:ascii="Roboto Mono" w:eastAsia="Roboto Mono" w:hAnsi="Roboto Mono" w:cs="Roboto Mono"/>
         </w:rPr>
@@ -2740,6 +2946,7 @@
           <w:ilvl w:val="2"/>
           <w:numId w:val="2"/>
         </w:numPr>
+        <w:spacing w:after="0" w:line="276" w:lineRule="auto"/>
         <w:rPr>
           <w:rFonts w:ascii="Roboto Mono" w:eastAsia="Roboto Mono" w:hAnsi="Roboto Mono" w:cs="Roboto Mono"/>
         </w:rPr>
@@ -2763,6 +2970,7 @@
           <w:ilvl w:val="2"/>
           <w:numId w:val="2"/>
         </w:numPr>
+        <w:spacing w:after="0" w:line="276" w:lineRule="auto"/>
         <w:rPr>
           <w:rFonts w:ascii="Roboto Mono" w:eastAsia="Roboto Mono" w:hAnsi="Roboto Mono" w:cs="Roboto Mono"/>
         </w:rPr>
@@ -2786,6 +2994,7 @@
           <w:ilvl w:val="0"/>
           <w:numId w:val="2"/>
         </w:numPr>
+        <w:spacing w:after="0" w:line="276" w:lineRule="auto"/>
         <w:rPr>
           <w:rFonts w:ascii="Roboto Mono" w:eastAsia="Roboto Mono" w:hAnsi="Roboto Mono" w:cs="Roboto Mono"/>
         </w:rPr>
@@ -2811,6 +3020,7 @@
           <w:ilvl w:val="1"/>
           <w:numId w:val="2"/>
         </w:numPr>
+        <w:spacing w:after="0" w:line="276" w:lineRule="auto"/>
         <w:rPr>
           <w:rFonts w:ascii="Roboto Mono" w:eastAsia="Roboto Mono" w:hAnsi="Roboto Mono" w:cs="Roboto Mono"/>
         </w:rPr>
@@ -2834,6 +3044,7 @@
           <w:ilvl w:val="1"/>
           <w:numId w:val="2"/>
         </w:numPr>
+        <w:spacing w:after="0" w:line="276" w:lineRule="auto"/>
         <w:rPr>
           <w:rFonts w:ascii="Roboto Mono" w:eastAsia="Roboto Mono" w:hAnsi="Roboto Mono" w:cs="Roboto Mono"/>
         </w:rPr>
@@ -2857,6 +3068,7 @@
           <w:ilvl w:val="0"/>
           <w:numId w:val="2"/>
         </w:numPr>
+        <w:spacing w:after="0" w:line="276" w:lineRule="auto"/>
         <w:rPr>
           <w:rFonts w:ascii="Roboto Mono" w:eastAsia="Roboto Mono" w:hAnsi="Roboto Mono" w:cs="Roboto Mono"/>
         </w:rPr>
@@ -2882,6 +3094,7 @@
           <w:ilvl w:val="1"/>
           <w:numId w:val="2"/>
         </w:numPr>
+        <w:spacing w:after="0" w:line="276" w:lineRule="auto"/>
       </w:pPr>
       <w:r>
         <w:rPr>
@@ -2909,7 +3122,7 @@
           <w:ilvl w:val="1"/>
           <w:numId w:val="2"/>
         </w:numPr>
-        <w:spacing w:after="240"/>
+        <w:spacing w:after="240" w:line="276" w:lineRule="auto"/>
       </w:pPr>
       <w:r>
         <w:rPr>
@@ -2927,7 +3140,7 @@
     </w:p>
     <w:p>
       <w:r>
-        <w:pict w14:anchorId="66FAAD57">
+        <w:pict w14:anchorId="1BEBB48E">
           <v:rect id="_x0000_i1030" style="width:0;height:1.5pt" o:hralign="center" o:hrstd="t" o:hr="t" fillcolor="#a0a0a0" stroked="f"/>
         </w:pict>
       </w:r>
@@ -2950,51 +3163,77 @@
       </w:pPr>
       <w:r>
         <w:rPr>
-          <w:b/>
-          <w:shd w:val="clear" w:color="auto" w:fill="B7B7B7"/>
-        </w:rPr>
-        <w:t># Source</w:t>
-      </w:r>
-      <w:r>
-        <w:rPr>
-          <w:shd w:val="clear" w:color="auto" w:fill="B7B7B7"/>
-        </w:rPr>
-        <w:t xml:space="preserve">: </w:t>
-      </w:r>
-      <w:r>
-        <w:rPr>
-          <w:b/>
-          <w:shd w:val="clear" w:color="auto" w:fill="B7B7B7"/>
-        </w:rPr>
-        <w:t xml:space="preserve">Chatgpt </w:t>
-      </w:r>
-      <w:r>
-        <w:rPr>
-          <w:b/>
-          <w:sz w:val="14"/>
-          <w:szCs w:val="14"/>
-          <w:shd w:val="clear" w:color="auto" w:fill="B7B7B7"/>
-        </w:rPr>
-        <w:t>(GPT</w:t>
-      </w:r>
-      <w:r>
-        <w:rPr>
-          <w:rFonts w:ascii="Cambria Math" w:hAnsi="Cambria Math" w:cs="Cambria Math"/>
-          <w:b/>
-          <w:sz w:val="14"/>
-          <w:szCs w:val="14"/>
-          <w:shd w:val="clear" w:color="auto" w:fill="B7B7B7"/>
+          <w:rFonts w:ascii="Arial" w:eastAsia="Arial" w:hAnsi="Arial" w:cs="Arial"/>
+          <w:b/>
+          <w:color w:val="000000"/>
+          <w:sz w:val="18"/>
+          <w:highlight w:val="lightGray"/>
+        </w:rPr>
+        <w:t># Source: AI Source: Provided by: [Data Path</w:t>
+      </w:r>
+      <w:r>
+        <w:rPr>
+          <w:rFonts w:ascii="Arial" w:eastAsia="Arial" w:hAnsi="Arial" w:cs="Arial"/>
+          <w:color w:val="000000"/>
+          <w:sz w:val="18"/>
+          <w:highlight w:val="lightGray"/>
+        </w:rPr>
+        <w:t xml:space="preserve">: Persons Table -&gt; ID Column: 1, Name_En Column: Motasem Essam] -&gt; </w:t>
+      </w:r>
+      <w:r>
+        <w:rPr>
+          <w:rFonts w:ascii="Arial" w:eastAsia="Arial" w:hAnsi="Arial" w:cs="Arial"/>
+          <w:b/>
+          <w:color w:val="000000"/>
+          <w:sz w:val="18"/>
+          <w:highlight w:val="lightGray"/>
+        </w:rPr>
+        <w:t>From:</w:t>
+      </w:r>
+      <w:r>
+        <w:rPr>
+          <w:rFonts w:ascii="Arial" w:eastAsia="Arial" w:hAnsi="Arial" w:cs="Arial"/>
+          <w:color w:val="000000"/>
+          <w:sz w:val="18"/>
+          <w:highlight w:val="lightGray"/>
+        </w:rPr>
+        <w:t xml:space="preserve"> [Chatgpt (GPT</w:t>
+      </w:r>
+      <w:r>
+        <w:rPr>
+          <w:rFonts w:ascii="Arial" w:eastAsia="Arial" w:hAnsi="Arial" w:cs="Cambria Math"/>
+          <w:color w:val="000000"/>
+          <w:sz w:val="18"/>
+          <w:highlight w:val="lightGray"/>
         </w:rPr>
         <w:t>‑</w:t>
       </w:r>
       <w:r>
         <w:rPr>
-          <w:b/>
-          <w:sz w:val="14"/>
-          <w:szCs w:val="14"/>
-          <w:shd w:val="clear" w:color="auto" w:fill="B7B7B7"/>
-        </w:rPr>
-        <w:t>5 Mini) at [8/14/2025]</w:t>
+          <w:rFonts w:ascii="Arial" w:eastAsia="Arial" w:hAnsi="Arial" w:cs="Arial"/>
+          <w:color w:val="000000"/>
+          <w:sz w:val="18"/>
+          <w:highlight w:val="lightGray"/>
+        </w:rPr>
+        <w:t xml:space="preserve">5 Mini)] </w:t>
+      </w:r>
+      <w:r>
+        <w:rPr>
+          <w:rFonts w:ascii="Arial" w:eastAsia="Arial" w:hAnsi="Arial" w:cs="Arial"/>
+          <w:b/>
+          <w:color w:val="000000"/>
+          <w:sz w:val="18"/>
+          <w:highlight w:val="lightGray"/>
+        </w:rPr>
+        <w:t>on</w:t>
+      </w:r>
+      <w:r>
+        <w:rPr>
+          <w:rFonts w:ascii="Arial" w:eastAsia="Arial" w:hAnsi="Arial"/>
+          <w:sz w:val="18"/>
+          <w:highlight w:val="lightGray"/>
+        </w:rPr>
+        <w:t xml:space="preserve"> [8/14/2025]</w:t>
       </w:r>
     </w:p>
     <w:p>
@@ -3003,14 +3242,13 @@
           <w:ilvl w:val="0"/>
           <w:numId w:val="11"/>
         </w:numPr>
-        <w:spacing w:before="240"/>
-      </w:pPr>
-      <w:r>
-        <w:rPr>
-          <w:rFonts w:ascii="Roboto Mono" w:eastAsia="Roboto Mono" w:hAnsi="Roboto Mono" w:cs="Roboto Mono"/>
-          <w:b/>
-        </w:rPr>
-        <w:lastRenderedPageBreak/>
+        <w:spacing w:before="240" w:after="0" w:line="276" w:lineRule="auto"/>
+      </w:pPr>
+      <w:r>
+        <w:rPr>
+          <w:rFonts w:ascii="Roboto Mono" w:eastAsia="Roboto Mono" w:hAnsi="Roboto Mono" w:cs="Roboto Mono"/>
+          <w:b/>
+        </w:rPr>
         <w:t>Test levels</w:t>
       </w:r>
       <w:r>
@@ -3045,7 +3283,7 @@
           <w:ilvl w:val="0"/>
           <w:numId w:val="11"/>
         </w:numPr>
-        <w:spacing w:after="240"/>
+        <w:spacing w:after="240" w:line="276" w:lineRule="auto"/>
       </w:pPr>
       <w:r>
         <w:rPr>
@@ -3150,7 +3388,7 @@
     </w:p>
     <w:p>
       <w:r>
-        <w:pict w14:anchorId="39D8D339">
+        <w:pict w14:anchorId="3C7A7ADC">
           <v:rect id="_x0000_i1031" style="width:0;height:1.5pt" o:hralign="center" o:hrstd="t" o:hr="t" fillcolor="#a0a0a0" stroked="f"/>
         </w:pict>
       </w:r>
@@ -3184,48 +3422,39 @@
       </w:pPr>
       <w:r>
         <w:rPr>
-          <w:b/>
+          <w:rFonts w:ascii="Arial" w:eastAsia="Arial" w:hAnsi="Arial"/>
+          <w:sz w:val="18"/>
+          <w:highlight w:val="lightGray"/>
           <w:shd w:val="clear" w:color="auto" w:fill="B7B7B7"/>
         </w:rPr>
-        <w:t># Source</w:t>
-      </w:r>
-      <w:r>
-        <w:rPr>
+        <w:t xml:space="preserve"># Source: Chatgot </w:t>
+      </w:r>
+      <w:r>
+        <w:rPr>
+          <w:rFonts w:ascii="Arial" w:eastAsia="Arial" w:hAnsi="Arial"/>
+          <w:sz w:val="18"/>
+          <w:szCs w:val="14"/>
+          <w:highlight w:val="lightGray"/>
           <w:shd w:val="clear" w:color="auto" w:fill="B7B7B7"/>
         </w:rPr>
-        <w:t xml:space="preserve">: </w:t>
-      </w:r>
-      <w:r>
-        <w:rPr>
-          <w:b/>
+        <w:t>(GPT</w:t>
+      </w:r>
+      <w:r>
+        <w:rPr>
+          <w:rFonts w:ascii="Arial" w:eastAsia="Arial" w:hAnsi="Arial" w:cs="Cambria Math"/>
+          <w:sz w:val="18"/>
+          <w:szCs w:val="14"/>
+          <w:highlight w:val="lightGray"/>
           <w:shd w:val="clear" w:color="auto" w:fill="B7B7B7"/>
         </w:rPr>
-        <w:t xml:space="preserve">Chatgot </w:t>
-      </w:r>
-      <w:r>
-        <w:rPr>
-          <w:b/>
-          <w:sz w:val="14"/>
+        <w:t>‑</w:t>
+      </w:r>
+      <w:r>
+        <w:rPr>
+          <w:rFonts w:ascii="Arial" w:eastAsia="Arial" w:hAnsi="Arial"/>
+          <w:sz w:val="18"/>
           <w:szCs w:val="14"/>
-          <w:shd w:val="clear" w:color="auto" w:fill="B7B7B7"/>
-        </w:rPr>
-        <w:t>(GPT</w:t>
-      </w:r>
-      <w:r>
-        <w:rPr>
-          <w:rFonts w:ascii="Cambria Math" w:hAnsi="Cambria Math" w:cs="Cambria Math"/>
-          <w:b/>
-          <w:sz w:val="14"/>
-          <w:szCs w:val="14"/>
-          <w:shd w:val="clear" w:color="auto" w:fill="B7B7B7"/>
-        </w:rPr>
-        <w:t>‑</w:t>
-      </w:r>
-      <w:r>
-        <w:rPr>
-          <w:b/>
-          <w:sz w:val="14"/>
-          <w:szCs w:val="14"/>
+          <w:highlight w:val="lightGray"/>
           <w:shd w:val="clear" w:color="auto" w:fill="B7B7B7"/>
         </w:rPr>
         <w:t>5 Mini) at [8/18/2025]</w:t>
@@ -3337,7 +3566,7 @@
           <w:ilvl w:val="0"/>
           <w:numId w:val="3"/>
         </w:numPr>
-        <w:spacing w:before="240"/>
+        <w:spacing w:before="240" w:after="0" w:line="276" w:lineRule="auto"/>
         <w:rPr>
           <w:rFonts w:ascii="Roboto Mono" w:eastAsia="Roboto Mono" w:hAnsi="Roboto Mono" w:cs="Roboto Mono"/>
         </w:rPr>
@@ -3363,6 +3592,7 @@
           <w:ilvl w:val="1"/>
           <w:numId w:val="3"/>
         </w:numPr>
+        <w:spacing w:after="0" w:line="276" w:lineRule="auto"/>
       </w:pPr>
       <w:r>
         <w:rPr>
@@ -3403,6 +3633,7 @@
           <w:ilvl w:val="0"/>
           <w:numId w:val="3"/>
         </w:numPr>
+        <w:spacing w:after="0" w:line="276" w:lineRule="auto"/>
         <w:rPr>
           <w:rFonts w:ascii="Roboto Mono" w:eastAsia="Roboto Mono" w:hAnsi="Roboto Mono" w:cs="Roboto Mono"/>
         </w:rPr>
@@ -3428,7 +3659,7 @@
           <w:ilvl w:val="1"/>
           <w:numId w:val="3"/>
         </w:numPr>
-        <w:spacing w:after="240"/>
+        <w:spacing w:after="240" w:line="276" w:lineRule="auto"/>
       </w:pPr>
       <w:r>
         <w:rPr>
@@ -3465,7 +3696,7 @@
     </w:p>
     <w:p>
       <w:r>
-        <w:pict w14:anchorId="4E2C0BC5">
+        <w:pict w14:anchorId="41C82A81">
           <v:rect id="_x0000_i1032" style="width:0;height:1.5pt" o:hralign="center" o:hrstd="t" o:hr="t" fillcolor="#a0a0a0" stroked="f"/>
         </w:pict>
       </w:r>
@@ -3501,48 +3732,39 @@
       </w:pPr>
       <w:r>
         <w:rPr>
-          <w:b/>
+          <w:rFonts w:ascii="Arial" w:eastAsia="Arial" w:hAnsi="Arial"/>
+          <w:sz w:val="18"/>
+          <w:highlight w:val="lightGray"/>
           <w:shd w:val="clear" w:color="auto" w:fill="B7B7B7"/>
         </w:rPr>
-        <w:t># Source</w:t>
-      </w:r>
-      <w:r>
-        <w:rPr>
+        <w:t xml:space="preserve"># Source: Chatgot </w:t>
+      </w:r>
+      <w:r>
+        <w:rPr>
+          <w:rFonts w:ascii="Arial" w:eastAsia="Arial" w:hAnsi="Arial"/>
+          <w:sz w:val="18"/>
+          <w:szCs w:val="14"/>
+          <w:highlight w:val="lightGray"/>
           <w:shd w:val="clear" w:color="auto" w:fill="B7B7B7"/>
         </w:rPr>
-        <w:t xml:space="preserve">: </w:t>
-      </w:r>
-      <w:r>
-        <w:rPr>
-          <w:b/>
+        <w:t>(GPT</w:t>
+      </w:r>
+      <w:r>
+        <w:rPr>
+          <w:rFonts w:ascii="Arial" w:eastAsia="Arial" w:hAnsi="Arial" w:cs="Cambria Math"/>
+          <w:sz w:val="18"/>
+          <w:szCs w:val="14"/>
+          <w:highlight w:val="lightGray"/>
           <w:shd w:val="clear" w:color="auto" w:fill="B7B7B7"/>
         </w:rPr>
-        <w:t xml:space="preserve">Chatgot </w:t>
-      </w:r>
-      <w:r>
-        <w:rPr>
-          <w:b/>
-          <w:sz w:val="14"/>
+        <w:t>‑</w:t>
+      </w:r>
+      <w:r>
+        <w:rPr>
+          <w:rFonts w:ascii="Arial" w:eastAsia="Arial" w:hAnsi="Arial"/>
+          <w:sz w:val="18"/>
           <w:szCs w:val="14"/>
-          <w:shd w:val="clear" w:color="auto" w:fill="B7B7B7"/>
-        </w:rPr>
-        <w:t>(GPT</w:t>
-      </w:r>
-      <w:r>
-        <w:rPr>
-          <w:rFonts w:ascii="Cambria Math" w:hAnsi="Cambria Math" w:cs="Cambria Math"/>
-          <w:b/>
-          <w:sz w:val="14"/>
-          <w:szCs w:val="14"/>
-          <w:shd w:val="clear" w:color="auto" w:fill="B7B7B7"/>
-        </w:rPr>
-        <w:t>‑</w:t>
-      </w:r>
-      <w:r>
-        <w:rPr>
-          <w:b/>
-          <w:sz w:val="14"/>
-          <w:szCs w:val="14"/>
+          <w:highlight w:val="lightGray"/>
           <w:shd w:val="clear" w:color="auto" w:fill="B7B7B7"/>
         </w:rPr>
         <w:t>5 Mini) at [8/18/2025]</w:t>
@@ -3554,14 +3776,13 @@
           <w:ilvl w:val="0"/>
           <w:numId w:val="12"/>
         </w:numPr>
-        <w:spacing w:before="240"/>
-      </w:pPr>
-      <w:r>
-        <w:rPr>
-          <w:rFonts w:ascii="Roboto Mono" w:eastAsia="Roboto Mono" w:hAnsi="Roboto Mono" w:cs="Roboto Mono"/>
-          <w:b/>
-        </w:rPr>
-        <w:lastRenderedPageBreak/>
+        <w:spacing w:before="240" w:after="0" w:line="276" w:lineRule="auto"/>
+      </w:pPr>
+      <w:r>
+        <w:rPr>
+          <w:rFonts w:ascii="Roboto Mono" w:eastAsia="Roboto Mono" w:hAnsi="Roboto Mono" w:cs="Roboto Mono"/>
+          <w:b/>
+        </w:rPr>
         <w:t>Goal:</w:t>
       </w:r>
       <w:r>
@@ -3583,6 +3804,7 @@
           <w:ilvl w:val="0"/>
           <w:numId w:val="12"/>
         </w:numPr>
+        <w:spacing w:after="0" w:line="276" w:lineRule="auto"/>
       </w:pPr>
       <w:r>
         <w:rPr>
@@ -3610,6 +3832,7 @@
           <w:ilvl w:val="0"/>
           <w:numId w:val="12"/>
         </w:numPr>
+        <w:spacing w:after="0" w:line="276" w:lineRule="auto"/>
       </w:pPr>
       <w:r>
         <w:rPr>
@@ -3637,7 +3860,7 @@
           <w:ilvl w:val="0"/>
           <w:numId w:val="12"/>
         </w:numPr>
-        <w:spacing w:after="240"/>
+        <w:spacing w:after="240" w:line="276" w:lineRule="auto"/>
       </w:pPr>
       <w:r>
         <w:rPr>
@@ -3661,7 +3884,7 @@
     </w:p>
     <w:p>
       <w:r>
-        <w:pict w14:anchorId="0ACC6B26">
+        <w:pict w14:anchorId="371375E0">
           <v:rect id="_x0000_i1033" style="width:0;height:1.5pt" o:hralign="center" o:hrstd="t" o:hr="t" fillcolor="#a0a0a0" stroked="f"/>
         </w:pict>
       </w:r>
@@ -3684,48 +3907,39 @@
       </w:pPr>
       <w:r>
         <w:rPr>
-          <w:b/>
+          <w:rFonts w:ascii="Arial" w:eastAsia="Arial" w:hAnsi="Arial"/>
+          <w:sz w:val="18"/>
+          <w:highlight w:val="lightGray"/>
           <w:shd w:val="clear" w:color="auto" w:fill="B7B7B7"/>
         </w:rPr>
-        <w:t># Source</w:t>
-      </w:r>
-      <w:r>
-        <w:rPr>
+        <w:t xml:space="preserve"># Source: Chatgot </w:t>
+      </w:r>
+      <w:r>
+        <w:rPr>
+          <w:rFonts w:ascii="Arial" w:eastAsia="Arial" w:hAnsi="Arial"/>
+          <w:sz w:val="18"/>
+          <w:szCs w:val="14"/>
+          <w:highlight w:val="lightGray"/>
           <w:shd w:val="clear" w:color="auto" w:fill="B7B7B7"/>
         </w:rPr>
-        <w:t xml:space="preserve">: </w:t>
-      </w:r>
-      <w:r>
-        <w:rPr>
-          <w:b/>
+        <w:t>(GPT</w:t>
+      </w:r>
+      <w:r>
+        <w:rPr>
+          <w:rFonts w:ascii="Arial" w:eastAsia="Arial" w:hAnsi="Arial" w:cs="Cambria Math"/>
+          <w:sz w:val="18"/>
+          <w:szCs w:val="14"/>
+          <w:highlight w:val="lightGray"/>
           <w:shd w:val="clear" w:color="auto" w:fill="B7B7B7"/>
         </w:rPr>
-        <w:t xml:space="preserve">Chatgot </w:t>
-      </w:r>
-      <w:r>
-        <w:rPr>
-          <w:b/>
-          <w:sz w:val="14"/>
+        <w:t>‑</w:t>
+      </w:r>
+      <w:r>
+        <w:rPr>
+          <w:rFonts w:ascii="Arial" w:eastAsia="Arial" w:hAnsi="Arial"/>
+          <w:sz w:val="18"/>
           <w:szCs w:val="14"/>
-          <w:shd w:val="clear" w:color="auto" w:fill="B7B7B7"/>
-        </w:rPr>
-        <w:t>(GPT</w:t>
-      </w:r>
-      <w:r>
-        <w:rPr>
-          <w:rFonts w:ascii="Cambria Math" w:hAnsi="Cambria Math" w:cs="Cambria Math"/>
-          <w:b/>
-          <w:sz w:val="14"/>
-          <w:szCs w:val="14"/>
-          <w:shd w:val="clear" w:color="auto" w:fill="B7B7B7"/>
-        </w:rPr>
-        <w:t>‑</w:t>
-      </w:r>
-      <w:r>
-        <w:rPr>
-          <w:b/>
-          <w:sz w:val="14"/>
-          <w:szCs w:val="14"/>
+          <w:highlight w:val="lightGray"/>
           <w:shd w:val="clear" w:color="auto" w:fill="B7B7B7"/>
         </w:rPr>
         <w:t>5 Mini) at [8/18/2025]</w:t>
@@ -3737,7 +3951,7 @@
           <w:ilvl w:val="0"/>
           <w:numId w:val="7"/>
         </w:numPr>
-        <w:spacing w:before="240"/>
+        <w:spacing w:before="240" w:after="0" w:line="276" w:lineRule="auto"/>
       </w:pPr>
       <w:r>
         <w:rPr>
@@ -3778,6 +3992,7 @@
           <w:ilvl w:val="0"/>
           <w:numId w:val="7"/>
         </w:numPr>
+        <w:spacing w:after="0" w:line="276" w:lineRule="auto"/>
       </w:pPr>
       <w:r>
         <w:rPr>
@@ -3805,6 +4020,7 @@
           <w:ilvl w:val="0"/>
           <w:numId w:val="7"/>
         </w:numPr>
+        <w:spacing w:after="0" w:line="276" w:lineRule="auto"/>
       </w:pPr>
       <w:r>
         <w:rPr>
@@ -3832,7 +4048,7 @@
           <w:ilvl w:val="0"/>
           <w:numId w:val="7"/>
         </w:numPr>
-        <w:spacing w:after="240"/>
+        <w:spacing w:after="240" w:line="276" w:lineRule="auto"/>
       </w:pPr>
       <w:r>
         <w:rPr>
@@ -3856,7 +4072,7 @@
     </w:p>
     <w:p>
       <w:r>
-        <w:pict w14:anchorId="5F373777">
+        <w:pict w14:anchorId="009DD225">
           <v:rect id="_x0000_i1034" style="width:0;height:1.5pt" o:hralign="center" o:hrstd="t" o:hr="t" fillcolor="#a0a0a0" stroked="f"/>
         </w:pict>
       </w:r>
@@ -3879,48 +4095,39 @@
       </w:pPr>
       <w:r>
         <w:rPr>
-          <w:b/>
+          <w:rFonts w:ascii="Arial" w:eastAsia="Arial" w:hAnsi="Arial"/>
+          <w:sz w:val="18"/>
+          <w:highlight w:val="lightGray"/>
           <w:shd w:val="clear" w:color="auto" w:fill="B7B7B7"/>
         </w:rPr>
-        <w:t># Source</w:t>
-      </w:r>
-      <w:r>
-        <w:rPr>
+        <w:t xml:space="preserve"># Source: Chatgot </w:t>
+      </w:r>
+      <w:r>
+        <w:rPr>
+          <w:rFonts w:ascii="Arial" w:eastAsia="Arial" w:hAnsi="Arial"/>
+          <w:sz w:val="18"/>
+          <w:szCs w:val="14"/>
+          <w:highlight w:val="lightGray"/>
           <w:shd w:val="clear" w:color="auto" w:fill="B7B7B7"/>
         </w:rPr>
-        <w:t xml:space="preserve">: </w:t>
-      </w:r>
-      <w:r>
-        <w:rPr>
-          <w:b/>
+        <w:t>(GPT</w:t>
+      </w:r>
+      <w:r>
+        <w:rPr>
+          <w:rFonts w:ascii="Arial" w:eastAsia="Arial" w:hAnsi="Arial" w:cs="Cambria Math"/>
+          <w:sz w:val="18"/>
+          <w:szCs w:val="14"/>
+          <w:highlight w:val="lightGray"/>
           <w:shd w:val="clear" w:color="auto" w:fill="B7B7B7"/>
         </w:rPr>
-        <w:t xml:space="preserve">Chatgot </w:t>
-      </w:r>
-      <w:r>
-        <w:rPr>
-          <w:b/>
-          <w:sz w:val="14"/>
+        <w:t>‑</w:t>
+      </w:r>
+      <w:r>
+        <w:rPr>
+          <w:rFonts w:ascii="Arial" w:eastAsia="Arial" w:hAnsi="Arial"/>
+          <w:sz w:val="18"/>
           <w:szCs w:val="14"/>
-          <w:shd w:val="clear" w:color="auto" w:fill="B7B7B7"/>
-        </w:rPr>
-        <w:t>(GPT</w:t>
-      </w:r>
-      <w:r>
-        <w:rPr>
-          <w:rFonts w:ascii="Cambria Math" w:hAnsi="Cambria Math" w:cs="Cambria Math"/>
-          <w:b/>
-          <w:sz w:val="14"/>
-          <w:szCs w:val="14"/>
-          <w:shd w:val="clear" w:color="auto" w:fill="B7B7B7"/>
-        </w:rPr>
-        <w:t>‑</w:t>
-      </w:r>
-      <w:r>
-        <w:rPr>
-          <w:b/>
-          <w:sz w:val="14"/>
-          <w:szCs w:val="14"/>
+          <w:highlight w:val="lightGray"/>
           <w:shd w:val="clear" w:color="auto" w:fill="B7B7B7"/>
         </w:rPr>
         <w:t>5 Mini) at [8/18/2025]</w:t>
@@ -3932,7 +4139,7 @@
           <w:ilvl w:val="0"/>
           <w:numId w:val="4"/>
         </w:numPr>
-        <w:spacing w:before="240"/>
+        <w:spacing w:before="240" w:after="0" w:line="276" w:lineRule="auto"/>
       </w:pPr>
       <w:r>
         <w:rPr>
@@ -3960,6 +4167,7 @@
           <w:ilvl w:val="0"/>
           <w:numId w:val="4"/>
         </w:numPr>
+        <w:spacing w:after="0" w:line="276" w:lineRule="auto"/>
       </w:pPr>
       <w:r>
         <w:rPr>
@@ -3987,6 +4195,7 @@
           <w:ilvl w:val="0"/>
           <w:numId w:val="4"/>
         </w:numPr>
+        <w:spacing w:after="0" w:line="276" w:lineRule="auto"/>
       </w:pPr>
       <w:r>
         <w:rPr>
@@ -4014,7 +4223,7 @@
           <w:ilvl w:val="0"/>
           <w:numId w:val="4"/>
         </w:numPr>
-        <w:spacing w:after="240"/>
+        <w:spacing w:after="240" w:line="276" w:lineRule="auto"/>
       </w:pPr>
       <w:r>
         <w:rPr>
@@ -4035,7 +4244,7 @@
     </w:p>
     <w:p>
       <w:r>
-        <w:pict w14:anchorId="6457C5F1">
+        <w:pict w14:anchorId="419378A8">
           <v:rect id="_x0000_i1035" style="width:0;height:1.5pt" o:hralign="center" o:hrstd="t" o:hr="t" fillcolor="#a0a0a0" stroked="f"/>
         </w:pict>
       </w:r>
@@ -4058,49 +4267,39 @@
       </w:pPr>
       <w:r>
         <w:rPr>
-          <w:b/>
+          <w:rFonts w:ascii="Arial" w:eastAsia="Arial" w:hAnsi="Arial"/>
+          <w:sz w:val="18"/>
+          <w:highlight w:val="lightGray"/>
           <w:shd w:val="clear" w:color="auto" w:fill="B7B7B7"/>
         </w:rPr>
-        <w:lastRenderedPageBreak/>
-        <w:t># Source</w:t>
-      </w:r>
-      <w:r>
-        <w:rPr>
+        <w:t xml:space="preserve"># Source: Chatgot </w:t>
+      </w:r>
+      <w:r>
+        <w:rPr>
+          <w:rFonts w:ascii="Arial" w:eastAsia="Arial" w:hAnsi="Arial"/>
+          <w:sz w:val="18"/>
+          <w:szCs w:val="14"/>
+          <w:highlight w:val="lightGray"/>
           <w:shd w:val="clear" w:color="auto" w:fill="B7B7B7"/>
         </w:rPr>
-        <w:t xml:space="preserve">: </w:t>
-      </w:r>
-      <w:r>
-        <w:rPr>
-          <w:b/>
+        <w:t>(GPT</w:t>
+      </w:r>
+      <w:r>
+        <w:rPr>
+          <w:rFonts w:ascii="Arial" w:eastAsia="Arial" w:hAnsi="Arial" w:cs="Cambria Math"/>
+          <w:sz w:val="18"/>
+          <w:szCs w:val="14"/>
+          <w:highlight w:val="lightGray"/>
           <w:shd w:val="clear" w:color="auto" w:fill="B7B7B7"/>
         </w:rPr>
-        <w:t xml:space="preserve">Chatgot </w:t>
-      </w:r>
-      <w:r>
-        <w:rPr>
-          <w:b/>
-          <w:sz w:val="14"/>
+        <w:t>‑</w:t>
+      </w:r>
+      <w:r>
+        <w:rPr>
+          <w:rFonts w:ascii="Arial" w:eastAsia="Arial" w:hAnsi="Arial"/>
+          <w:sz w:val="18"/>
           <w:szCs w:val="14"/>
-          <w:shd w:val="clear" w:color="auto" w:fill="B7B7B7"/>
-        </w:rPr>
-        <w:t>(GPT</w:t>
-      </w:r>
-      <w:r>
-        <w:rPr>
-          <w:rFonts w:ascii="Cambria Math" w:hAnsi="Cambria Math" w:cs="Cambria Math"/>
-          <w:b/>
-          <w:sz w:val="14"/>
-          <w:szCs w:val="14"/>
-          <w:shd w:val="clear" w:color="auto" w:fill="B7B7B7"/>
-        </w:rPr>
-        <w:t>‑</w:t>
-      </w:r>
-      <w:r>
-        <w:rPr>
-          <w:b/>
-          <w:sz w:val="14"/>
-          <w:szCs w:val="14"/>
+          <w:highlight w:val="lightGray"/>
           <w:shd w:val="clear" w:color="auto" w:fill="B7B7B7"/>
         </w:rPr>
         <w:t>5 Mini) at [8/18/2025]</w:t>
@@ -4112,7 +4311,7 @@
           <w:ilvl w:val="0"/>
           <w:numId w:val="10"/>
         </w:numPr>
-        <w:spacing w:before="240"/>
+        <w:spacing w:before="240" w:after="0" w:line="276" w:lineRule="auto"/>
       </w:pPr>
       <w:r>
         <w:rPr>
@@ -4153,6 +4352,7 @@
           <w:ilvl w:val="0"/>
           <w:numId w:val="10"/>
         </w:numPr>
+        <w:spacing w:after="0" w:line="276" w:lineRule="auto"/>
       </w:pPr>
       <w:r>
         <w:rPr>
@@ -4180,6 +4380,7 @@
           <w:ilvl w:val="0"/>
           <w:numId w:val="10"/>
         </w:numPr>
+        <w:spacing w:after="0" w:line="276" w:lineRule="auto"/>
       </w:pPr>
       <w:r>
         <w:rPr>
@@ -4207,7 +4408,7 @@
           <w:ilvl w:val="0"/>
           <w:numId w:val="10"/>
         </w:numPr>
-        <w:spacing w:after="240"/>
+        <w:spacing w:after="240" w:line="276" w:lineRule="auto"/>
       </w:pPr>
       <w:r>
         <w:rPr>
@@ -4231,7 +4432,7 @@
     </w:p>
     <w:p>
       <w:r>
-        <w:pict w14:anchorId="1651961B">
+        <w:pict w14:anchorId="5188AD1B">
           <v:rect id="_x0000_i1036" style="width:0;height:1.5pt" o:hralign="center" o:hrstd="t" o:hr="t" fillcolor="#a0a0a0" stroked="f"/>
         </w:pict>
       </w:r>
@@ -4255,50 +4456,41 @@
       </w:pPr>
       <w:r>
         <w:rPr>
-          <w:b/>
+          <w:rFonts w:ascii="Arial" w:eastAsia="Arial" w:hAnsi="Arial"/>
+          <w:sz w:val="18"/>
+          <w:highlight w:val="lightGray"/>
           <w:shd w:val="clear" w:color="auto" w:fill="B7B7B7"/>
         </w:rPr>
-        <w:t># Source</w:t>
-      </w:r>
-      <w:r>
-        <w:rPr>
+        <w:t xml:space="preserve"># Source: Chatgot </w:t>
+      </w:r>
+      <w:r>
+        <w:rPr>
+          <w:rFonts w:ascii="Arial" w:eastAsia="Arial" w:hAnsi="Arial"/>
+          <w:sz w:val="18"/>
+          <w:szCs w:val="14"/>
+          <w:highlight w:val="lightGray"/>
           <w:shd w:val="clear" w:color="auto" w:fill="B7B7B7"/>
         </w:rPr>
-        <w:t xml:space="preserve">: </w:t>
-      </w:r>
-      <w:r>
-        <w:rPr>
-          <w:b/>
+        <w:t>(GPT</w:t>
+      </w:r>
+      <w:r>
+        <w:rPr>
+          <w:rFonts w:ascii="Arial" w:eastAsia="Arial" w:hAnsi="Arial" w:cs="Cambria Math"/>
+          <w:sz w:val="18"/>
+          <w:szCs w:val="14"/>
+          <w:highlight w:val="lightGray"/>
           <w:shd w:val="clear" w:color="auto" w:fill="B7B7B7"/>
         </w:rPr>
-        <w:t xml:space="preserve">Chatgot </w:t>
-      </w:r>
-      <w:r>
-        <w:rPr>
-          <w:b/>
-          <w:sz w:val="14"/>
+        <w:t>‑</w:t>
+      </w:r>
+      <w:r>
+        <w:rPr>
+          <w:rFonts w:ascii="Arial" w:eastAsia="Arial" w:hAnsi="Arial"/>
+          <w:sz w:val="18"/>
           <w:szCs w:val="14"/>
+          <w:highlight w:val="lightGray"/>
           <w:shd w:val="clear" w:color="auto" w:fill="B7B7B7"/>
         </w:rPr>
-        <w:t>(GPT</w:t>
-      </w:r>
-      <w:r>
-        <w:rPr>
-          <w:rFonts w:ascii="Cambria Math" w:hAnsi="Cambria Math" w:cs="Cambria Math"/>
-          <w:b/>
-          <w:sz w:val="14"/>
-          <w:szCs w:val="14"/>
-          <w:shd w:val="clear" w:color="auto" w:fill="B7B7B7"/>
-        </w:rPr>
-        <w:t>‑</w:t>
-      </w:r>
-      <w:r>
-        <w:rPr>
-          <w:b/>
-          <w:sz w:val="14"/>
-          <w:szCs w:val="14"/>
-          <w:shd w:val="clear" w:color="auto" w:fill="B7B7B7"/>
-        </w:rPr>
         <w:t>5 Mini) at [8/24/2025]</w:t>
       </w:r>
     </w:p>
@@ -4373,7 +4565,7 @@
         <w:spacing w:before="480"/>
       </w:pPr>
       <w:r>
-        <w:pict w14:anchorId="52F83E55">
+        <w:pict w14:anchorId="0365D594">
           <v:rect id="_x0000_i1037" style="width:0;height:1.5pt" o:hralign="center" o:hrstd="t" o:hr="t" fillcolor="#a0a0a0" stroked="f"/>
         </w:pict>
       </w:r>
@@ -4399,48 +4591,39 @@
       </w:pPr>
       <w:r>
         <w:rPr>
-          <w:b/>
+          <w:rFonts w:ascii="Arial" w:eastAsia="Arial" w:hAnsi="Arial"/>
+          <w:sz w:val="18"/>
+          <w:highlight w:val="lightGray"/>
           <w:shd w:val="clear" w:color="auto" w:fill="B7B7B7"/>
         </w:rPr>
-        <w:t># Source</w:t>
-      </w:r>
-      <w:r>
-        <w:rPr>
+        <w:t xml:space="preserve"># Source: Chatgot </w:t>
+      </w:r>
+      <w:r>
+        <w:rPr>
+          <w:rFonts w:ascii="Arial" w:eastAsia="Arial" w:hAnsi="Arial"/>
+          <w:sz w:val="18"/>
+          <w:szCs w:val="14"/>
+          <w:highlight w:val="lightGray"/>
           <w:shd w:val="clear" w:color="auto" w:fill="B7B7B7"/>
         </w:rPr>
-        <w:t xml:space="preserve">: </w:t>
-      </w:r>
-      <w:r>
-        <w:rPr>
-          <w:b/>
+        <w:t>(GPT</w:t>
+      </w:r>
+      <w:r>
+        <w:rPr>
+          <w:rFonts w:ascii="Arial" w:eastAsia="Arial" w:hAnsi="Arial" w:cs="Cambria Math"/>
+          <w:sz w:val="18"/>
+          <w:szCs w:val="14"/>
+          <w:highlight w:val="lightGray"/>
           <w:shd w:val="clear" w:color="auto" w:fill="B7B7B7"/>
         </w:rPr>
-        <w:t xml:space="preserve">Chatgot </w:t>
-      </w:r>
-      <w:r>
-        <w:rPr>
-          <w:b/>
-          <w:sz w:val="14"/>
+        <w:t>‑</w:t>
+      </w:r>
+      <w:r>
+        <w:rPr>
+          <w:rFonts w:ascii="Arial" w:eastAsia="Arial" w:hAnsi="Arial"/>
+          <w:sz w:val="18"/>
           <w:szCs w:val="14"/>
-          <w:shd w:val="clear" w:color="auto" w:fill="B7B7B7"/>
-        </w:rPr>
-        <w:t>(GPT</w:t>
-      </w:r>
-      <w:r>
-        <w:rPr>
-          <w:rFonts w:ascii="Cambria Math" w:hAnsi="Cambria Math" w:cs="Cambria Math"/>
-          <w:b/>
-          <w:sz w:val="14"/>
-          <w:szCs w:val="14"/>
-          <w:shd w:val="clear" w:color="auto" w:fill="B7B7B7"/>
-        </w:rPr>
-        <w:t>‑</w:t>
-      </w:r>
-      <w:r>
-        <w:rPr>
-          <w:b/>
-          <w:sz w:val="14"/>
-          <w:szCs w:val="14"/>
+          <w:highlight w:val="lightGray"/>
           <w:shd w:val="clear" w:color="auto" w:fill="B7B7B7"/>
         </w:rPr>
         <w:t>5 Mini) at [8/24/2025]</w:t>
@@ -4452,7 +4635,7 @@
           <w:ilvl w:val="0"/>
           <w:numId w:val="5"/>
         </w:numPr>
-        <w:spacing w:before="240"/>
+        <w:spacing w:before="240" w:after="0" w:line="276" w:lineRule="auto"/>
       </w:pPr>
       <w:r>
         <w:rPr>
@@ -4493,6 +4676,7 @@
           <w:ilvl w:val="0"/>
           <w:numId w:val="5"/>
         </w:numPr>
+        <w:spacing w:after="0" w:line="276" w:lineRule="auto"/>
       </w:pPr>
       <w:r>
         <w:rPr>
@@ -4539,6 +4723,7 @@
           <w:ilvl w:val="0"/>
           <w:numId w:val="5"/>
         </w:numPr>
+        <w:spacing w:after="0" w:line="276" w:lineRule="auto"/>
         <w:rPr>
           <w:rFonts w:ascii="Roboto Mono" w:eastAsia="Roboto Mono" w:hAnsi="Roboto Mono" w:cs="Roboto Mono"/>
         </w:rPr>
@@ -4562,6 +4747,7 @@
           <w:ilvl w:val="1"/>
           <w:numId w:val="5"/>
         </w:numPr>
+        <w:spacing w:after="0" w:line="276" w:lineRule="auto"/>
       </w:pPr>
       <w:r>
         <w:rPr>
@@ -4602,7 +4788,7 @@
           <w:ilvl w:val="1"/>
           <w:numId w:val="5"/>
         </w:numPr>
-        <w:spacing w:after="240"/>
+        <w:spacing w:after="240" w:line="276" w:lineRule="auto"/>
       </w:pPr>
       <w:r>
         <w:rPr>
@@ -4642,8 +4828,7 @@
         <w:spacing w:before="480"/>
       </w:pPr>
       <w:r>
-        <w:lastRenderedPageBreak/>
-        <w:pict w14:anchorId="187C2962">
+        <w:pict w14:anchorId="74BF5066">
           <v:rect id="_x0000_i1038" style="width:0;height:1.5pt" o:hralign="center" o:hrstd="t" o:hr="t" fillcolor="#a0a0a0" stroked="f"/>
         </w:pict>
       </w:r>
@@ -4669,48 +4854,39 @@
       </w:pPr>
       <w:r>
         <w:rPr>
-          <w:b/>
+          <w:rFonts w:ascii="Arial" w:eastAsia="Arial" w:hAnsi="Arial"/>
+          <w:sz w:val="18"/>
+          <w:highlight w:val="lightGray"/>
           <w:shd w:val="clear" w:color="auto" w:fill="B7B7B7"/>
         </w:rPr>
-        <w:t># Source</w:t>
-      </w:r>
-      <w:r>
-        <w:rPr>
+        <w:t xml:space="preserve"># Source: Chatgot </w:t>
+      </w:r>
+      <w:r>
+        <w:rPr>
+          <w:rFonts w:ascii="Arial" w:eastAsia="Arial" w:hAnsi="Arial"/>
+          <w:sz w:val="18"/>
+          <w:szCs w:val="14"/>
+          <w:highlight w:val="lightGray"/>
           <w:shd w:val="clear" w:color="auto" w:fill="B7B7B7"/>
         </w:rPr>
-        <w:t xml:space="preserve">: </w:t>
-      </w:r>
-      <w:r>
-        <w:rPr>
-          <w:b/>
+        <w:t>(GPT</w:t>
+      </w:r>
+      <w:r>
+        <w:rPr>
+          <w:rFonts w:ascii="Arial" w:eastAsia="Arial" w:hAnsi="Arial" w:cs="Cambria Math"/>
+          <w:sz w:val="18"/>
+          <w:szCs w:val="14"/>
+          <w:highlight w:val="lightGray"/>
           <w:shd w:val="clear" w:color="auto" w:fill="B7B7B7"/>
         </w:rPr>
-        <w:t xml:space="preserve">Chatgot </w:t>
-      </w:r>
-      <w:r>
-        <w:rPr>
-          <w:b/>
-          <w:sz w:val="14"/>
+        <w:t>‑</w:t>
+      </w:r>
+      <w:r>
+        <w:rPr>
+          <w:rFonts w:ascii="Arial" w:eastAsia="Arial" w:hAnsi="Arial"/>
+          <w:sz w:val="18"/>
           <w:szCs w:val="14"/>
-          <w:shd w:val="clear" w:color="auto" w:fill="B7B7B7"/>
-        </w:rPr>
-        <w:t>(GPT</w:t>
-      </w:r>
-      <w:r>
-        <w:rPr>
-          <w:rFonts w:ascii="Cambria Math" w:hAnsi="Cambria Math" w:cs="Cambria Math"/>
-          <w:b/>
-          <w:sz w:val="14"/>
-          <w:szCs w:val="14"/>
-          <w:shd w:val="clear" w:color="auto" w:fill="B7B7B7"/>
-        </w:rPr>
-        <w:t>‑</w:t>
-      </w:r>
-      <w:r>
-        <w:rPr>
-          <w:b/>
-          <w:sz w:val="14"/>
-          <w:szCs w:val="14"/>
+          <w:highlight w:val="lightGray"/>
           <w:shd w:val="clear" w:color="auto" w:fill="B7B7B7"/>
         </w:rPr>
         <w:t>5 Mini) at [8/24/2025]</w:t>
@@ -4722,7 +4898,7 @@
           <w:ilvl w:val="0"/>
           <w:numId w:val="9"/>
         </w:numPr>
-        <w:spacing w:before="240"/>
+        <w:spacing w:before="240" w:after="0" w:line="276" w:lineRule="auto"/>
       </w:pPr>
       <w:r>
         <w:rPr>
@@ -4763,6 +4939,7 @@
           <w:ilvl w:val="0"/>
           <w:numId w:val="9"/>
         </w:numPr>
+        <w:spacing w:after="0" w:line="276" w:lineRule="auto"/>
       </w:pPr>
       <w:r>
         <w:rPr>
@@ -4809,6 +4986,7 @@
           <w:ilvl w:val="1"/>
           <w:numId w:val="9"/>
         </w:numPr>
+        <w:spacing w:after="0" w:line="276" w:lineRule="auto"/>
       </w:pPr>
       <w:r>
         <w:rPr>
@@ -4849,6 +5027,7 @@
           <w:ilvl w:val="1"/>
           <w:numId w:val="9"/>
         </w:numPr>
+        <w:spacing w:after="0" w:line="276" w:lineRule="auto"/>
       </w:pPr>
       <w:r>
         <w:rPr>
@@ -4889,7 +5068,7 @@
           <w:ilvl w:val="1"/>
           <w:numId w:val="9"/>
         </w:numPr>
-        <w:spacing w:after="240"/>
+        <w:spacing w:after="240" w:line="276" w:lineRule="auto"/>
       </w:pPr>
       <w:r>
         <w:rPr>
@@ -4986,50 +5165,41 @@
       </w:pPr>
       <w:r>
         <w:rPr>
-          <w:b/>
+          <w:rFonts w:ascii="Arial" w:eastAsia="Arial" w:hAnsi="Arial"/>
+          <w:sz w:val="18"/>
+          <w:highlight w:val="lightGray"/>
           <w:shd w:val="clear" w:color="auto" w:fill="B7B7B7"/>
         </w:rPr>
-        <w:t># Source</w:t>
-      </w:r>
-      <w:r>
-        <w:rPr>
+        <w:t xml:space="preserve"># Source: Chatgot </w:t>
+      </w:r>
+      <w:r>
+        <w:rPr>
+          <w:rFonts w:ascii="Arial" w:eastAsia="Arial" w:hAnsi="Arial"/>
+          <w:sz w:val="18"/>
+          <w:szCs w:val="14"/>
+          <w:highlight w:val="lightGray"/>
           <w:shd w:val="clear" w:color="auto" w:fill="B7B7B7"/>
         </w:rPr>
-        <w:t xml:space="preserve">: </w:t>
-      </w:r>
-      <w:r>
-        <w:rPr>
-          <w:b/>
+        <w:t>(GPT</w:t>
+      </w:r>
+      <w:r>
+        <w:rPr>
+          <w:rFonts w:ascii="Arial" w:eastAsia="Arial" w:hAnsi="Arial" w:cs="Cambria Math"/>
+          <w:sz w:val="18"/>
+          <w:szCs w:val="14"/>
+          <w:highlight w:val="lightGray"/>
           <w:shd w:val="clear" w:color="auto" w:fill="B7B7B7"/>
         </w:rPr>
-        <w:t xml:space="preserve">Chatgot </w:t>
-      </w:r>
-      <w:r>
-        <w:rPr>
-          <w:b/>
-          <w:sz w:val="14"/>
+        <w:t>‑</w:t>
+      </w:r>
+      <w:r>
+        <w:rPr>
+          <w:rFonts w:ascii="Arial" w:eastAsia="Arial" w:hAnsi="Arial"/>
+          <w:sz w:val="18"/>
           <w:szCs w:val="14"/>
+          <w:highlight w:val="lightGray"/>
           <w:shd w:val="clear" w:color="auto" w:fill="B7B7B7"/>
         </w:rPr>
-        <w:t>(GPT</w:t>
-      </w:r>
-      <w:r>
-        <w:rPr>
-          <w:rFonts w:ascii="Cambria Math" w:hAnsi="Cambria Math" w:cs="Cambria Math"/>
-          <w:b/>
-          <w:sz w:val="14"/>
-          <w:szCs w:val="14"/>
-          <w:shd w:val="clear" w:color="auto" w:fill="B7B7B7"/>
-        </w:rPr>
-        <w:t>‑</w:t>
-      </w:r>
-      <w:r>
-        <w:rPr>
-          <w:b/>
-          <w:sz w:val="14"/>
-          <w:szCs w:val="14"/>
-          <w:shd w:val="clear" w:color="auto" w:fill="B7B7B7"/>
-        </w:rPr>
         <w:t>5 Mini) at [8/24/2025]</w:t>
       </w:r>
     </w:p>
@@ -5046,9 +5216,8 @@
         <w:rPr>
           <w:noProof/>
         </w:rPr>
-        <w:lastRenderedPageBreak/>
         <w:drawing>
-          <wp:inline distT="114300" distB="114300" distL="114300" distR="114300" wp14:anchorId="419E7EC2" wp14:editId="7871A713">
+          <wp:inline distT="114300" distB="114300" distL="114300" distR="114300" wp14:anchorId="6E522282" wp14:editId="6002B73B">
             <wp:extent cx="5943600" cy="3962400"/>
             <wp:effectExtent l="0" t="0" r="0" b="0"/>
             <wp:docPr id="2" name="image4.png"/>
@@ -5089,7 +5258,7 @@
         <w:spacing w:before="480"/>
       </w:pPr>
       <w:r>
-        <w:pict w14:anchorId="6E4C5AA8">
+        <w:pict w14:anchorId="6A7C5DC0">
           <v:rect id="_x0000_i1039" style="width:0;height:1.5pt" o:hralign="center" o:hrstd="t" o:hr="t" fillcolor="#a0a0a0" stroked="f"/>
         </w:pict>
       </w:r>
@@ -5115,48 +5284,39 @@
       </w:pPr>
       <w:r>
         <w:rPr>
-          <w:b/>
+          <w:rFonts w:ascii="Arial" w:eastAsia="Arial" w:hAnsi="Arial"/>
+          <w:sz w:val="18"/>
+          <w:highlight w:val="lightGray"/>
           <w:shd w:val="clear" w:color="auto" w:fill="B7B7B7"/>
         </w:rPr>
-        <w:t># Source</w:t>
-      </w:r>
-      <w:r>
-        <w:rPr>
+        <w:t xml:space="preserve"># Source: Chatgot </w:t>
+      </w:r>
+      <w:r>
+        <w:rPr>
+          <w:rFonts w:ascii="Arial" w:eastAsia="Arial" w:hAnsi="Arial"/>
+          <w:sz w:val="18"/>
+          <w:szCs w:val="14"/>
+          <w:highlight w:val="lightGray"/>
           <w:shd w:val="clear" w:color="auto" w:fill="B7B7B7"/>
         </w:rPr>
-        <w:t xml:space="preserve">: </w:t>
-      </w:r>
-      <w:r>
-        <w:rPr>
-          <w:b/>
+        <w:t>(GPT</w:t>
+      </w:r>
+      <w:r>
+        <w:rPr>
+          <w:rFonts w:ascii="Arial" w:eastAsia="Arial" w:hAnsi="Arial" w:cs="Cambria Math"/>
+          <w:sz w:val="18"/>
+          <w:szCs w:val="14"/>
+          <w:highlight w:val="lightGray"/>
           <w:shd w:val="clear" w:color="auto" w:fill="B7B7B7"/>
         </w:rPr>
-        <w:t xml:space="preserve">Chatgot </w:t>
-      </w:r>
-      <w:r>
-        <w:rPr>
-          <w:b/>
-          <w:sz w:val="14"/>
+        <w:t>‑</w:t>
+      </w:r>
+      <w:r>
+        <w:rPr>
+          <w:rFonts w:ascii="Arial" w:eastAsia="Arial" w:hAnsi="Arial"/>
+          <w:sz w:val="18"/>
           <w:szCs w:val="14"/>
-          <w:shd w:val="clear" w:color="auto" w:fill="B7B7B7"/>
-        </w:rPr>
-        <w:t>(GPT</w:t>
-      </w:r>
-      <w:r>
-        <w:rPr>
-          <w:rFonts w:ascii="Cambria Math" w:hAnsi="Cambria Math" w:cs="Cambria Math"/>
-          <w:b/>
-          <w:sz w:val="14"/>
-          <w:szCs w:val="14"/>
-          <w:shd w:val="clear" w:color="auto" w:fill="B7B7B7"/>
-        </w:rPr>
-        <w:t>‑</w:t>
-      </w:r>
-      <w:r>
-        <w:rPr>
-          <w:b/>
-          <w:sz w:val="14"/>
-          <w:szCs w:val="14"/>
+          <w:highlight w:val="lightGray"/>
           <w:shd w:val="clear" w:color="auto" w:fill="B7B7B7"/>
         </w:rPr>
         <w:t>5 Mini) at [8/24/2025]</w:t>
@@ -5168,7 +5328,7 @@
           <w:ilvl w:val="0"/>
           <w:numId w:val="8"/>
         </w:numPr>
-        <w:spacing w:before="240"/>
+        <w:spacing w:before="240" w:after="0" w:line="276" w:lineRule="auto"/>
         <w:rPr>
           <w:rFonts w:ascii="Roboto Mono" w:eastAsia="Roboto Mono" w:hAnsi="Roboto Mono" w:cs="Roboto Mono"/>
         </w:rPr>
@@ -5194,6 +5354,7 @@
           <w:ilvl w:val="0"/>
           <w:numId w:val="8"/>
         </w:numPr>
+        <w:spacing w:after="0" w:line="276" w:lineRule="auto"/>
         <w:rPr>
           <w:rFonts w:ascii="Roboto Mono" w:eastAsia="Roboto Mono" w:hAnsi="Roboto Mono" w:cs="Roboto Mono"/>
         </w:rPr>
@@ -5219,7 +5380,7 @@
           <w:ilvl w:val="0"/>
           <w:numId w:val="8"/>
         </w:numPr>
-        <w:spacing w:after="240"/>
+        <w:spacing w:after="240" w:line="276" w:lineRule="auto"/>
       </w:pPr>
       <w:r>
         <w:rPr>
@@ -5244,7 +5405,7 @@
         <w:spacing w:before="480"/>
       </w:pPr>
       <w:r>
-        <w:pict w14:anchorId="023ED8DE">
+        <w:pict w14:anchorId="402582F7">
           <v:rect id="_x0000_i1040" style="width:0;height:1.5pt" o:hralign="center" o:hrstd="t" o:hr="t" fillcolor="#a0a0a0" stroked="f"/>
         </w:pict>
       </w:r>
@@ -5268,51 +5429,41 @@
       </w:pPr>
       <w:r>
         <w:rPr>
-          <w:b/>
+          <w:rFonts w:ascii="Arial" w:eastAsia="Arial" w:hAnsi="Arial"/>
+          <w:sz w:val="18"/>
+          <w:highlight w:val="lightGray"/>
           <w:shd w:val="clear" w:color="auto" w:fill="B7B7B7"/>
         </w:rPr>
-        <w:lastRenderedPageBreak/>
-        <w:t># Source</w:t>
-      </w:r>
-      <w:r>
-        <w:rPr>
+        <w:t xml:space="preserve"># Source: Chatgot </w:t>
+      </w:r>
+      <w:r>
+        <w:rPr>
+          <w:rFonts w:ascii="Arial" w:eastAsia="Arial" w:hAnsi="Arial"/>
+          <w:sz w:val="18"/>
+          <w:szCs w:val="14"/>
+          <w:highlight w:val="lightGray"/>
           <w:shd w:val="clear" w:color="auto" w:fill="B7B7B7"/>
         </w:rPr>
-        <w:t xml:space="preserve">: </w:t>
-      </w:r>
-      <w:r>
-        <w:rPr>
-          <w:b/>
+        <w:t>(GPT</w:t>
+      </w:r>
+      <w:r>
+        <w:rPr>
+          <w:rFonts w:ascii="Arial" w:eastAsia="Arial" w:hAnsi="Arial" w:cs="Cambria Math"/>
+          <w:sz w:val="18"/>
+          <w:szCs w:val="14"/>
+          <w:highlight w:val="lightGray"/>
           <w:shd w:val="clear" w:color="auto" w:fill="B7B7B7"/>
         </w:rPr>
-        <w:t xml:space="preserve">Chatgot </w:t>
-      </w:r>
-      <w:r>
-        <w:rPr>
-          <w:b/>
-          <w:sz w:val="14"/>
+        <w:t>‑</w:t>
+      </w:r>
+      <w:r>
+        <w:rPr>
+          <w:rFonts w:ascii="Arial" w:eastAsia="Arial" w:hAnsi="Arial"/>
+          <w:sz w:val="18"/>
           <w:szCs w:val="14"/>
+          <w:highlight w:val="lightGray"/>
           <w:shd w:val="clear" w:color="auto" w:fill="B7B7B7"/>
         </w:rPr>
-        <w:t>(GPT</w:t>
-      </w:r>
-      <w:r>
-        <w:rPr>
-          <w:rFonts w:ascii="Cambria Math" w:hAnsi="Cambria Math" w:cs="Cambria Math"/>
-          <w:b/>
-          <w:sz w:val="14"/>
-          <w:szCs w:val="14"/>
-          <w:shd w:val="clear" w:color="auto" w:fill="B7B7B7"/>
-        </w:rPr>
-        <w:t>‑</w:t>
-      </w:r>
-      <w:r>
-        <w:rPr>
-          <w:b/>
-          <w:sz w:val="14"/>
-          <w:szCs w:val="14"/>
-          <w:shd w:val="clear" w:color="auto" w:fill="B7B7B7"/>
-        </w:rPr>
         <w:t>5 Mini) at [8/18/2025]</w:t>
       </w:r>
     </w:p>
@@ -5322,7 +5473,7 @@
           <w:noProof/>
         </w:rPr>
         <w:drawing>
-          <wp:inline distT="114300" distB="114300" distL="114300" distR="114300" wp14:anchorId="3B23727F" wp14:editId="59EC4FDF">
+          <wp:inline distT="114300" distB="114300" distL="114300" distR="114300" wp14:anchorId="633C42C0" wp14:editId="19D9A44E">
             <wp:extent cx="5943600" cy="2235200"/>
             <wp:effectExtent l="0" t="0" r="0" b="0"/>
             <wp:docPr id="1" name="image2.png"/>
@@ -5478,7 +5629,7 @@
     <w:p/>
     <w:p>
       <w:r>
-        <w:pict w14:anchorId="40127D9D">
+        <w:pict w14:anchorId="7A1E0D00">
           <v:rect id="_x0000_i1041" style="width:0;height:1.5pt" o:hralign="center" o:hrstd="t" o:hr="t" fillcolor="#a0a0a0" stroked="f"/>
         </w:pict>
       </w:r>
@@ -5511,7 +5662,7 @@
           <w:ilvl w:val="0"/>
           <w:numId w:val="6"/>
         </w:numPr>
-        <w:spacing w:before="240"/>
+        <w:spacing w:before="240" w:after="0" w:line="276" w:lineRule="auto"/>
       </w:pPr>
       <w:r>
         <w:rPr>
@@ -5552,6 +5703,7 @@
           <w:ilvl w:val="0"/>
           <w:numId w:val="6"/>
         </w:numPr>
+        <w:spacing w:after="0" w:line="276" w:lineRule="auto"/>
       </w:pPr>
       <w:r>
         <w:rPr>
@@ -5592,7 +5744,7 @@
           <w:ilvl w:val="0"/>
           <w:numId w:val="6"/>
         </w:numPr>
-        <w:spacing w:after="240"/>
+        <w:spacing w:after="240" w:line="276" w:lineRule="auto"/>
       </w:pPr>
       <w:r>
         <w:rPr>
@@ -5622,11 +5774,12 @@
     </w:p>
     <w:p>
       <w:r>
-        <w:pict w14:anchorId="2069B606">
+        <w:pict w14:anchorId="6DE5BFF2">
           <v:rect id="_x0000_i1042" style="width:0;height:1.5pt" o:hralign="center" o:hrstd="t" o:hr="t" fillcolor="#a0a0a0" stroked="f"/>
         </w:pict>
       </w:r>
     </w:p>
+    <w:p/>
     <w:p/>
     <w:p/>
     <w:p/>
@@ -5636,8 +5789,8 @@
     <w:sectPr>
       <w:pgSz w:w="12240" w:h="15840"/>
       <w:pgMar w:top="1440" w:right="1440" w:bottom="1440" w:left="1440" w:header="720" w:footer="720" w:gutter="0"/>
-      <w:pgNumType w:start="1"/>
       <w:cols w:space="720"/>
+      <w:docGrid w:linePitch="360"/>
     </w:sectPr>
   </w:body>
 </w:document>
@@ -7440,18 +7593,6 @@
   <w:style w:type="paragraph" w:default="1" w:styleId="Normal">
     <w:name w:val="Normal"/>
     <w:qFormat/>
-    <w:rsid w:val="00D904B9"/>
-    <w:pPr>
-      <w:spacing w:after="0" w:line="276" w:lineRule="auto"/>
-    </w:pPr>
-    <w:rPr>
-      <w:rFonts w:ascii="Arial" w:eastAsia="Arial" w:hAnsi="Arial" w:cs="Arial"/>
-      <w:kern w:val="0"/>
-      <w:sz w:val="22"/>
-      <w:szCs w:val="22"/>
-      <w:lang w:val="en"/>
-      <w14:ligatures w14:val="none"/>
-    </w:rPr>
   </w:style>
   <w:style w:type="paragraph" w:styleId="Heading1">
     <w:name w:val="heading 1"/>
@@ -7460,7 +7601,7 @@
     <w:link w:val="Heading1Char"/>
     <w:uiPriority w:val="9"/>
     <w:qFormat/>
-    <w:rsid w:val="00E16AF2"/>
+    <w:rsid w:val="00451BCF"/>
     <w:pPr>
       <w:keepNext/>
       <w:keepLines/>
@@ -7482,7 +7623,7 @@
     <w:uiPriority w:val="9"/>
     <w:unhideWhenUsed/>
     <w:qFormat/>
-    <w:rsid w:val="00E16AF2"/>
+    <w:rsid w:val="00451BCF"/>
     <w:pPr>
       <w:keepNext/>
       <w:keepLines/>
@@ -7504,7 +7645,7 @@
     <w:uiPriority w:val="9"/>
     <w:unhideWhenUsed/>
     <w:qFormat/>
-    <w:rsid w:val="00E16AF2"/>
+    <w:rsid w:val="00451BCF"/>
     <w:pPr>
       <w:keepNext/>
       <w:keepLines/>
@@ -7526,7 +7667,7 @@
     <w:uiPriority w:val="9"/>
     <w:unhideWhenUsed/>
     <w:qFormat/>
-    <w:rsid w:val="00E16AF2"/>
+    <w:rsid w:val="00451BCF"/>
     <w:pPr>
       <w:keepNext/>
       <w:keepLines/>
@@ -7549,7 +7690,7 @@
     <w:semiHidden/>
     <w:unhideWhenUsed/>
     <w:qFormat/>
-    <w:rsid w:val="00E16AF2"/>
+    <w:rsid w:val="00451BCF"/>
     <w:pPr>
       <w:keepNext/>
       <w:keepLines/>
@@ -7570,11 +7711,11 @@
     <w:semiHidden/>
     <w:unhideWhenUsed/>
     <w:qFormat/>
-    <w:rsid w:val="00E16AF2"/>
+    <w:rsid w:val="00451BCF"/>
     <w:pPr>
       <w:keepNext/>
       <w:keepLines/>
-      <w:spacing w:before="40"/>
+      <w:spacing w:before="40" w:after="0"/>
       <w:outlineLvl w:val="5"/>
     </w:pPr>
     <w:rPr>
@@ -7593,11 +7734,11 @@
     <w:semiHidden/>
     <w:unhideWhenUsed/>
     <w:qFormat/>
-    <w:rsid w:val="00E16AF2"/>
+    <w:rsid w:val="00451BCF"/>
     <w:pPr>
       <w:keepNext/>
       <w:keepLines/>
-      <w:spacing w:before="40"/>
+      <w:spacing w:before="40" w:after="0"/>
       <w:outlineLvl w:val="6"/>
     </w:pPr>
     <w:rPr>
@@ -7614,10 +7755,11 @@
     <w:semiHidden/>
     <w:unhideWhenUsed/>
     <w:qFormat/>
-    <w:rsid w:val="00E16AF2"/>
+    <w:rsid w:val="00451BCF"/>
     <w:pPr>
       <w:keepNext/>
       <w:keepLines/>
+      <w:spacing w:after="0"/>
       <w:outlineLvl w:val="7"/>
     </w:pPr>
     <w:rPr>
@@ -7636,10 +7778,11 @@
     <w:semiHidden/>
     <w:unhideWhenUsed/>
     <w:qFormat/>
-    <w:rsid w:val="00E16AF2"/>
+    <w:rsid w:val="00451BCF"/>
     <w:pPr>
       <w:keepNext/>
       <w:keepLines/>
+      <w:spacing w:after="0"/>
       <w:outlineLvl w:val="8"/>
     </w:pPr>
     <w:rPr>
@@ -7679,7 +7822,7 @@
     <w:basedOn w:val="DefaultParagraphFont"/>
     <w:link w:val="Heading1"/>
     <w:uiPriority w:val="9"/>
-    <w:rsid w:val="00E16AF2"/>
+    <w:rsid w:val="00451BCF"/>
     <w:rPr>
       <w:rFonts w:asciiTheme="majorHAnsi" w:eastAsiaTheme="majorEastAsia" w:hAnsiTheme="majorHAnsi" w:cstheme="majorBidi"/>
       <w:color w:val="2F5496" w:themeColor="accent1" w:themeShade="BF"/>
@@ -7692,7 +7835,7 @@
     <w:basedOn w:val="DefaultParagraphFont"/>
     <w:link w:val="Heading2"/>
     <w:uiPriority w:val="9"/>
-    <w:rsid w:val="00E16AF2"/>
+    <w:rsid w:val="00451BCF"/>
     <w:rPr>
       <w:rFonts w:asciiTheme="majorHAnsi" w:eastAsiaTheme="majorEastAsia" w:hAnsiTheme="majorHAnsi" w:cstheme="majorBidi"/>
       <w:color w:val="2F5496" w:themeColor="accent1" w:themeShade="BF"/>
@@ -7705,7 +7848,7 @@
     <w:basedOn w:val="DefaultParagraphFont"/>
     <w:link w:val="Heading3"/>
     <w:uiPriority w:val="9"/>
-    <w:rsid w:val="00E16AF2"/>
+    <w:rsid w:val="00451BCF"/>
     <w:rPr>
       <w:rFonts w:eastAsiaTheme="majorEastAsia" w:cstheme="majorBidi"/>
       <w:color w:val="2F5496" w:themeColor="accent1" w:themeShade="BF"/>
@@ -7718,7 +7861,7 @@
     <w:basedOn w:val="DefaultParagraphFont"/>
     <w:link w:val="Heading4"/>
     <w:uiPriority w:val="9"/>
-    <w:rsid w:val="00E16AF2"/>
+    <w:rsid w:val="00451BCF"/>
     <w:rPr>
       <w:rFonts w:eastAsiaTheme="majorEastAsia" w:cstheme="majorBidi"/>
       <w:i/>
@@ -7732,7 +7875,7 @@
     <w:link w:val="Heading5"/>
     <w:uiPriority w:val="9"/>
     <w:semiHidden/>
-    <w:rsid w:val="00E16AF2"/>
+    <w:rsid w:val="00451BCF"/>
     <w:rPr>
       <w:rFonts w:eastAsiaTheme="majorEastAsia" w:cstheme="majorBidi"/>
       <w:color w:val="2F5496" w:themeColor="accent1" w:themeShade="BF"/>
@@ -7744,7 +7887,7 @@
     <w:link w:val="Heading6"/>
     <w:uiPriority w:val="9"/>
     <w:semiHidden/>
-    <w:rsid w:val="00E16AF2"/>
+    <w:rsid w:val="00451BCF"/>
     <w:rPr>
       <w:rFonts w:eastAsiaTheme="majorEastAsia" w:cstheme="majorBidi"/>
       <w:i/>
@@ -7758,7 +7901,7 @@
     <w:link w:val="Heading7"/>
     <w:uiPriority w:val="9"/>
     <w:semiHidden/>
-    <w:rsid w:val="00E16AF2"/>
+    <w:rsid w:val="00451BCF"/>
     <w:rPr>
       <w:rFonts w:eastAsiaTheme="majorEastAsia" w:cstheme="majorBidi"/>
       <w:color w:val="595959" w:themeColor="text1" w:themeTint="A6"/>
@@ -7770,7 +7913,7 @@
     <w:link w:val="Heading8"/>
     <w:uiPriority w:val="9"/>
     <w:semiHidden/>
-    <w:rsid w:val="00E16AF2"/>
+    <w:rsid w:val="00451BCF"/>
     <w:rPr>
       <w:rFonts w:eastAsiaTheme="majorEastAsia" w:cstheme="majorBidi"/>
       <w:i/>
@@ -7784,7 +7927,7 @@
     <w:link w:val="Heading9"/>
     <w:uiPriority w:val="9"/>
     <w:semiHidden/>
-    <w:rsid w:val="00E16AF2"/>
+    <w:rsid w:val="00451BCF"/>
     <w:rPr>
       <w:rFonts w:eastAsiaTheme="majorEastAsia" w:cstheme="majorBidi"/>
       <w:color w:val="272727" w:themeColor="text1" w:themeTint="D8"/>
@@ -7797,7 +7940,7 @@
     <w:link w:val="TitleChar"/>
     <w:uiPriority w:val="10"/>
     <w:qFormat/>
-    <w:rsid w:val="00E16AF2"/>
+    <w:rsid w:val="00451BCF"/>
     <w:pPr>
       <w:spacing w:after="80" w:line="240" w:lineRule="auto"/>
       <w:contextualSpacing/>
@@ -7815,7 +7958,7 @@
     <w:basedOn w:val="DefaultParagraphFont"/>
     <w:link w:val="Title"/>
     <w:uiPriority w:val="10"/>
-    <w:rsid w:val="00E16AF2"/>
+    <w:rsid w:val="00451BCF"/>
     <w:rPr>
       <w:rFonts w:asciiTheme="majorHAnsi" w:eastAsiaTheme="majorEastAsia" w:hAnsiTheme="majorHAnsi" w:cstheme="majorBidi"/>
       <w:spacing w:val="-10"/>
@@ -7831,7 +7974,7 @@
     <w:link w:val="SubtitleChar"/>
     <w:uiPriority w:val="11"/>
     <w:qFormat/>
-    <w:rsid w:val="00E16AF2"/>
+    <w:rsid w:val="00451BCF"/>
     <w:pPr>
       <w:numPr>
         <w:ilvl w:val="1"/>
@@ -7850,7 +7993,7 @@
     <w:basedOn w:val="DefaultParagraphFont"/>
     <w:link w:val="Subtitle"/>
     <w:uiPriority w:val="11"/>
-    <w:rsid w:val="00E16AF2"/>
+    <w:rsid w:val="00451BCF"/>
     <w:rPr>
       <w:rFonts w:eastAsiaTheme="majorEastAsia" w:cstheme="majorBidi"/>
       <w:color w:val="595959" w:themeColor="text1" w:themeTint="A6"/>
@@ -7866,7 +8009,7 @@
     <w:link w:val="QuoteChar"/>
     <w:uiPriority w:val="29"/>
     <w:qFormat/>
-    <w:rsid w:val="00E16AF2"/>
+    <w:rsid w:val="00451BCF"/>
     <w:pPr>
       <w:spacing w:before="160"/>
       <w:jc w:val="center"/>
@@ -7882,7 +8025,7 @@
     <w:basedOn w:val="DefaultParagraphFont"/>
     <w:link w:val="Quote"/>
     <w:uiPriority w:val="29"/>
-    <w:rsid w:val="00E16AF2"/>
+    <w:rsid w:val="00451BCF"/>
     <w:rPr>
       <w:i/>
       <w:iCs/>
@@ -7894,7 +8037,7 @@
     <w:basedOn w:val="Normal"/>
     <w:uiPriority w:val="34"/>
     <w:qFormat/>
-    <w:rsid w:val="00E16AF2"/>
+    <w:rsid w:val="00451BCF"/>
     <w:pPr>
       <w:ind w:left="720"/>
       <w:contextualSpacing/>
@@ -7905,7 +8048,7 @@
     <w:basedOn w:val="DefaultParagraphFont"/>
     <w:uiPriority w:val="21"/>
     <w:qFormat/>
-    <w:rsid w:val="00E16AF2"/>
+    <w:rsid w:val="00451BCF"/>
     <w:rPr>
       <w:i/>
       <w:iCs/>
@@ -7919,7 +8062,7 @@
     <w:link w:val="IntenseQuoteChar"/>
     <w:uiPriority w:val="30"/>
     <w:qFormat/>
-    <w:rsid w:val="00E16AF2"/>
+    <w:rsid w:val="00451BCF"/>
     <w:pPr>
       <w:pBdr>
         <w:top w:val="single" w:sz="4" w:space="10" w:color="2F5496" w:themeColor="accent1" w:themeShade="BF"/>
@@ -7940,7 +8083,7 @@
     <w:basedOn w:val="DefaultParagraphFont"/>
     <w:link w:val="IntenseQuote"/>
     <w:uiPriority w:val="30"/>
-    <w:rsid w:val="00E16AF2"/>
+    <w:rsid w:val="00451BCF"/>
     <w:rPr>
       <w:i/>
       <w:iCs/>
@@ -7952,7 +8095,7 @@
     <w:basedOn w:val="DefaultParagraphFont"/>
     <w:uiPriority w:val="32"/>
     <w:qFormat/>
-    <w:rsid w:val="00E16AF2"/>
+    <w:rsid w:val="00451BCF"/>
     <w:rPr>
       <w:b/>
       <w:bCs/>
